--- a/Word/Дубровский_10_.docx
+++ b/Word/Дубровский_10_.docx
@@ -81,7 +81,7 @@
                     </pic:cNvPicPr>
                   </pic:nvPicPr>
                   <pic:blipFill>
-                    <a:blip r:embed="rId10"/>
+                    <a:blip r:embed="rId11"/>
                     <a:stretch>
                       <a:fillRect/>
                     </a:stretch>
@@ -1248,8 +1248,6 @@
           <w:lang w:val="en-US"/>
         </w:rPr>
       </w:pPr>
-      <w:bookmarkStart w:id="0" w:name="_GoBack"/>
-      <w:bookmarkEnd w:id="0"/>
     </w:p>
     <w:p>
       <w:pPr>
@@ -2138,7 +2136,7 @@
                     </pic:cNvPicPr>
                   </pic:nvPicPr>
                   <pic:blipFill>
-                    <a:blip r:embed="rId11"/>
+                    <a:blip r:embed="rId12"/>
                     <a:stretch>
                       <a:fillRect/>
                     </a:stretch>
@@ -2183,10 +2181,11 @@
       </w:r>
     </w:p>
     <w:sectPr>
-      <w:headerReference r:id="rId5" w:type="first"/>
-      <w:footerReference r:id="rId8" w:type="first"/>
-      <w:footerReference r:id="rId6" w:type="default"/>
-      <w:footerReference r:id="rId7" w:type="even"/>
+      <w:headerReference r:id="rId6" w:type="first"/>
+      <w:footerReference r:id="rId9" w:type="first"/>
+      <w:headerReference r:id="rId5" w:type="default"/>
+      <w:footerReference r:id="rId7" w:type="default"/>
+      <w:footerReference r:id="rId8" w:type="even"/>
       <w:pgSz w:w="11906" w:h="16838"/>
       <w:pgMar w:top="851" w:right="567" w:bottom="1560" w:left="1418" w:header="454" w:footer="397" w:gutter="0"/>
       <w:pgNumType w:start="39"/>
@@ -4270,10 +4269,10 @@
             <wp:anchor distT="0" distB="0" distL="114300" distR="114300" simplePos="0" relativeHeight="251714560" behindDoc="0" locked="0" layoutInCell="1" allowOverlap="1">
               <wp:simplePos x="0" y="0"/>
               <wp:positionH relativeFrom="column">
-                <wp:posOffset>2112010</wp:posOffset>
+                <wp:posOffset>2143125</wp:posOffset>
               </wp:positionH>
               <wp:positionV relativeFrom="paragraph">
-                <wp:posOffset>-241300</wp:posOffset>
+                <wp:posOffset>-415290</wp:posOffset>
               </wp:positionV>
               <wp:extent cx="2623820" cy="1045210"/>
               <wp:effectExtent l="0" t="0" r="5080" b="9525"/>
@@ -4307,8 +4306,8 @@
                             <w:rPr>
                               <w:rFonts w:hint="default" w:ascii="Times New Roman" w:hAnsi="Times New Roman" w:cs="Times New Roman"/>
                               <w:bCs/>
-                              <w:sz w:val="21"/>
-                              <w:szCs w:val="21"/>
+                              <w:sz w:val="28"/>
+                              <w:szCs w:val="28"/>
                               <w:lang w:val="ru-RU"/>
                             </w:rPr>
                           </w:pPr>
@@ -4316,8 +4315,8 @@
                             <w:rPr>
                               <w:rFonts w:hint="default" w:ascii="Times New Roman" w:hAnsi="Times New Roman" w:cs="Times New Roman"/>
                               <w:bCs/>
-                              <w:sz w:val="21"/>
-                              <w:szCs w:val="21"/>
+                              <w:sz w:val="28"/>
+                              <w:szCs w:val="28"/>
                               <w:lang w:val="ru-RU"/>
                             </w:rPr>
                             <w:t>ПАТТЕРНЫ ПРОЕКТИРОВАНИЯ</w:t>
@@ -4336,7 +4335,7 @@
         </mc:Choice>
         <mc:Fallback>
           <w:pict>
-            <v:shape id="Text Box 102" o:spid="_x0000_s1026" o:spt="202" type="#_x0000_t202" style="position:absolute;left:0pt;margin-left:166.3pt;margin-top:-19pt;height:82.3pt;width:206.6pt;z-index:251714560;mso-width-relative:page;mso-height-relative:page;" filled="f" stroked="f" coordsize="21600,21600" o:gfxdata="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">
+            <v:shape id="Text Box 102" o:spid="_x0000_s1026" o:spt="202" type="#_x0000_t202" style="position:absolute;left:0pt;margin-left:168.75pt;margin-top:-32.7pt;height:82.3pt;width:206.6pt;z-index:251714560;mso-width-relative:page;mso-height-relative:page;" filled="f" stroked="f" coordsize="21600,21600" o:gfxdata="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">
               <v:fill on="f" focussize="0,0"/>
               <v:stroke on="f"/>
               <v:imagedata o:title=""/>
@@ -4349,8 +4348,8 @@
                       <w:rPr>
                         <w:rFonts w:hint="default" w:ascii="Times New Roman" w:hAnsi="Times New Roman" w:cs="Times New Roman"/>
                         <w:bCs/>
-                        <w:sz w:val="21"/>
-                        <w:szCs w:val="21"/>
+                        <w:sz w:val="28"/>
+                        <w:szCs w:val="28"/>
                         <w:lang w:val="ru-RU"/>
                       </w:rPr>
                     </w:pPr>
@@ -4358,8 +4357,8 @@
                       <w:rPr>
                         <w:rFonts w:hint="default" w:ascii="Times New Roman" w:hAnsi="Times New Roman" w:cs="Times New Roman"/>
                         <w:bCs/>
-                        <w:sz w:val="21"/>
-                        <w:szCs w:val="21"/>
+                        <w:sz w:val="28"/>
+                        <w:szCs w:val="28"/>
                         <w:lang w:val="ru-RU"/>
                       </w:rPr>
                       <w:t>ПАТТЕРНЫ ПРОЕКТИРОВАНИЯ</w:t>
@@ -5993,6 +5992,8 @@
         </mc:Fallback>
       </mc:AlternateContent>
     </w:r>
+    <w:bookmarkStart w:id="0" w:name="_GoBack"/>
+    <w:bookmarkEnd w:id="0"/>
     <w:r>
       <w:rPr>
         <w:rFonts w:ascii="GOST type B" w:hAnsi="GOST type B"/>
@@ -8031,6 +8032,16 @@
     <w:pPr>
       <w:pStyle w:val="17"/>
     </w:pPr>
+  </w:p>
+</w:hdr>
+</file>
+
+<file path=word/header2.xml><?xml version="1.0" encoding="utf-8"?>
+<w:hdr xmlns:wpc="http://schemas.microsoft.com/office/word/2010/wordprocessingCanvas" xmlns:mc="http://schemas.openxmlformats.org/markup-compatibility/2006" xmlns:o="urn:schemas-microsoft-com:office:office" xmlns:r="http://schemas.openxmlformats.org/officeDocument/2006/relationships" xmlns:m="http://schemas.openxmlformats.org/officeDocument/2006/math" xmlns:v="urn:schemas-microsoft-com:vml" xmlns:wp14="http://schemas.microsoft.com/office/word/2010/wordprocessingDrawing" xmlns:wp="http://schemas.openxmlformats.org/drawingml/2006/wordprocessingDrawing" xmlns:w10="urn:schemas-microsoft-com:office:word" xmlns:w="http://schemas.openxmlformats.org/wordprocessingml/2006/main" xmlns:w14="http://schemas.microsoft.com/office/word/2010/wordml" xmlns:w15="http://schemas.microsoft.com/office/word/2012/wordml" xmlns:wpg="http://schemas.microsoft.com/office/word/2010/wordprocessingGroup" xmlns:wpi="http://schemas.microsoft.com/office/word/2010/wordprocessingInk" xmlns:wne="http://schemas.microsoft.com/office/word/2006/wordml" xmlns:wps="http://schemas.microsoft.com/office/word/2010/wordprocessingShape" xmlns:wpsCustomData="http://www.wps.cn/officeDocument/2013/wpsCustomData" mc:Ignorable="w14 w15 wp14">
+  <w:p>
+    <w:pPr>
+      <w:pStyle w:val="17"/>
+    </w:pPr>
     <w:r>
       <w:rPr>
         <w:rFonts w:ascii="GOST type B" w:hAnsi="GOST type B"/>
@@ -8219,7 +8230,7 @@
     <w:lsdException w:uiPriority="99" w:name="Body Text 3"/>
     <w:lsdException w:unhideWhenUsed="0" w:uiPriority="0" w:semiHidden="0" w:name="Body Text Indent 2"/>
     <w:lsdException w:unhideWhenUsed="0" w:uiPriority="0" w:semiHidden="0" w:name="Body Text Indent 3"/>
-    <w:lsdException w:unhideWhenUsed="0" w:uiPriority="0" w:semiHidden="0" w:name="Block Text"/>
+    <w:lsdException w:qFormat="1" w:unhideWhenUsed="0" w:uiPriority="0" w:semiHidden="0" w:name="Block Text"/>
     <w:lsdException w:uiPriority="99" w:semiHidden="0" w:name="Hyperlink"/>
     <w:lsdException w:uiPriority="99" w:name="FollowedHyperlink"/>
     <w:lsdException w:qFormat="1" w:unhideWhenUsed="0" w:uiPriority="22" w:semiHidden="0" w:name="Strong"/>
@@ -8582,6 +8593,7 @@
   <w:style w:type="paragraph" w:styleId="25">
     <w:name w:val="Block Text"/>
     <w:basedOn w:val="1"/>
+    <w:qFormat/>
     <w:uiPriority w:val="0"/>
     <w:pPr>
       <w:spacing w:line="360" w:lineRule="auto"/>
@@ -8622,6 +8634,7 @@
   <w:style w:type="paragraph" w:customStyle="1" w:styleId="28">
     <w:name w:val="Основной текст 2 + Verdana"/>
     <w:basedOn w:val="14"/>
+    <w:qFormat/>
     <w:uiPriority w:val="0"/>
     <w:pPr>
       <w:spacing w:after="0" w:line="360" w:lineRule="auto"/>
@@ -8637,6 +8650,7 @@
   </w:style>
   <w:style w:type="paragraph" w:customStyle="1" w:styleId="29">
     <w:name w:val="Normal1"/>
+    <w:qFormat/>
     <w:uiPriority w:val="0"/>
     <w:rPr>
       <w:rFonts w:ascii="Times New Roman" w:hAnsi="Times New Roman" w:eastAsia="Times New Roman" w:cs="Times New Roman"/>

--- a/Word/Дубровский_10_.docx
+++ b/Word/Дубровский_10_.docx
@@ -21,7 +21,26 @@
           <w:sz w:val="32"/>
           <w:szCs w:val="32"/>
         </w:rPr>
-        <w:t xml:space="preserve">10 </w:t>
+        <w:t>1</w:t>
+      </w:r>
+      <w:r>
+        <w:rPr>
+          <w:rFonts w:hint="default" w:ascii="Times New Roman" w:hAnsi="Times New Roman"/>
+          <w:b/>
+          <w:sz w:val="32"/>
+          <w:szCs w:val="32"/>
+          <w:lang w:val="ru-RU"/>
+        </w:rPr>
+        <w:t>0</w:t>
+      </w:r>
+      <w:r>
+        <w:rPr>
+          <w:rFonts w:ascii="Times New Roman" w:hAnsi="Times New Roman"/>
+          <w:b/>
+          <w:sz w:val="32"/>
+          <w:szCs w:val="32"/>
+        </w:rPr>
+        <w:t xml:space="preserve"> </w:t>
       </w:r>
       <w:r>
         <w:rPr>
@@ -62,11 +81,12 @@
         </w:rPr>
         <w:t xml:space="preserve">Задание. </w:t>
       </w:r>
+      <w:bookmarkStart w:id="0" w:name="_GoBack"/>
       <w:r>
         <w:drawing>
           <wp:inline distT="0" distB="0" distL="114300" distR="114300">
-            <wp:extent cx="6019800" cy="1771650"/>
-            <wp:effectExtent l="0" t="0" r="0" b="0"/>
+            <wp:extent cx="5857875" cy="1695450"/>
+            <wp:effectExtent l="0" t="0" r="9525" b="0"/>
             <wp:docPr id="65" name="Изображение 1"/>
             <wp:cNvGraphicFramePr>
               <a:graphicFrameLocks xmlns:a="http://schemas.openxmlformats.org/drawingml/2006/main" noChangeAspect="1"/>
@@ -81,7 +101,7 @@
                     </pic:cNvPicPr>
                   </pic:nvPicPr>
                   <pic:blipFill>
-                    <a:blip r:embed="rId11"/>
+                    <a:blip r:embed="rId10"/>
                     <a:stretch>
                       <a:fillRect/>
                     </a:stretch>
@@ -89,7 +109,7 @@
                   <pic:spPr>
                     <a:xfrm>
                       <a:off x="0" y="0"/>
-                      <a:ext cx="6019800" cy="1771650"/>
+                      <a:ext cx="5857875" cy="1695450"/>
                     </a:xfrm>
                     <a:prstGeom prst="rect">
                       <a:avLst/>
@@ -105,6 +125,7 @@
           </wp:inline>
         </w:drawing>
       </w:r>
+      <w:bookmarkEnd w:id="0"/>
     </w:p>
     <w:p>
       <w:pPr>
@@ -112,72 +133,42 @@
         <w:ind w:firstLine="709"/>
         <w:rPr>
           <w:rFonts w:ascii="Times New Roman" w:hAnsi="Times New Roman"/>
-          <w:color w:val="000000" w:themeColor="text1"/>
           <w:sz w:val="28"/>
           <w:szCs w:val="28"/>
           <w:lang w:val="en-US"/>
-          <w14:textFill>
-            <w14:solidFill>
-              <w14:schemeClr w14:val="tx1"/>
-            </w14:solidFill>
-          </w14:textFill>
         </w:rPr>
       </w:pPr>
       <w:r>
         <w:rPr>
           <w:rFonts w:ascii="Times New Roman" w:hAnsi="Times New Roman"/>
-          <w:color w:val="000000" w:themeColor="text1"/>
           <w:sz w:val="28"/>
           <w:szCs w:val="28"/>
-          <w14:textFill>
-            <w14:solidFill>
-              <w14:schemeClr w14:val="tx1"/>
-            </w14:solidFill>
-          </w14:textFill>
         </w:rPr>
         <w:t>Листинг</w:t>
       </w:r>
       <w:r>
         <w:rPr>
           <w:rFonts w:ascii="Times New Roman" w:hAnsi="Times New Roman"/>
-          <w:color w:val="000000" w:themeColor="text1"/>
           <w:sz w:val="28"/>
           <w:szCs w:val="28"/>
           <w:lang w:val="en-US"/>
-          <w14:textFill>
-            <w14:solidFill>
-              <w14:schemeClr w14:val="tx1"/>
-            </w14:solidFill>
-          </w14:textFill>
         </w:rPr>
         <w:t xml:space="preserve"> </w:t>
       </w:r>
       <w:r>
         <w:rPr>
           <w:rFonts w:ascii="Times New Roman" w:hAnsi="Times New Roman"/>
-          <w:color w:val="000000" w:themeColor="text1"/>
           <w:sz w:val="28"/>
           <w:szCs w:val="28"/>
-          <w14:textFill>
-            <w14:solidFill>
-              <w14:schemeClr w14:val="tx1"/>
-            </w14:solidFill>
-          </w14:textFill>
         </w:rPr>
         <w:t>программы</w:t>
       </w:r>
       <w:r>
         <w:rPr>
           <w:rFonts w:ascii="Times New Roman" w:hAnsi="Times New Roman"/>
-          <w:color w:val="000000" w:themeColor="text1"/>
           <w:sz w:val="28"/>
           <w:szCs w:val="28"/>
           <w:lang w:val="en-US"/>
-          <w14:textFill>
-            <w14:solidFill>
-              <w14:schemeClr w14:val="tx1"/>
-            </w14:solidFill>
-          </w14:textFill>
         </w:rPr>
         <w:t xml:space="preserve">: </w:t>
       </w:r>
@@ -192,29 +183,25 @@
         <w:wordWrap/>
         <w:overflowPunct/>
         <w:topLinePunct w:val="0"/>
-        <w:autoSpaceDE w:val="0"/>
-        <w:autoSpaceDN w:val="0"/>
+        <w:autoSpaceDE/>
+        <w:autoSpaceDN/>
         <w:bidi w:val="0"/>
-        <w:adjustRightInd w:val="0"/>
+        <w:adjustRightInd/>
         <w:snapToGrid/>
-        <w:spacing w:after="0" w:line="240" w:lineRule="auto"/>
-        <w:ind w:firstLine="350" w:firstLineChars="125"/>
+        <w:spacing w:line="240" w:lineRule="auto"/>
+        <w:ind w:firstLine="709"/>
         <w:textAlignment w:val="auto"/>
         <w:rPr>
-          <w:rFonts w:hint="default" w:ascii="Times New Roman" w:hAnsi="Times New Roman" w:cs="Times New Roman"/>
-          <w:color w:val="262626"/>
+          <w:rFonts w:hint="default" w:ascii="Times New Roman" w:hAnsi="Times New Roman"/>
           <w:sz w:val="28"/>
           <w:szCs w:val="28"/>
-          <w:lang w:val="en-US"/>
         </w:rPr>
       </w:pPr>
       <w:r>
         <w:rPr>
-          <w:rFonts w:hint="default" w:ascii="Times New Roman" w:hAnsi="Times New Roman" w:cs="Times New Roman"/>
-          <w:color w:val="262626"/>
+          <w:rFonts w:hint="default" w:ascii="Times New Roman" w:hAnsi="Times New Roman"/>
           <w:sz w:val="28"/>
           <w:szCs w:val="28"/>
-          <w:lang w:val="en-US"/>
         </w:rPr>
         <w:t>using System;</w:t>
       </w:r>
@@ -229,58 +216,28 @@
         <w:wordWrap/>
         <w:overflowPunct/>
         <w:topLinePunct w:val="0"/>
-        <w:autoSpaceDE w:val="0"/>
-        <w:autoSpaceDN w:val="0"/>
+        <w:autoSpaceDE/>
+        <w:autoSpaceDN/>
         <w:bidi w:val="0"/>
-        <w:adjustRightInd w:val="0"/>
+        <w:adjustRightInd/>
         <w:snapToGrid/>
-        <w:spacing w:after="0" w:line="240" w:lineRule="auto"/>
-        <w:ind w:firstLine="350" w:firstLineChars="125"/>
+        <w:spacing w:line="240" w:lineRule="auto"/>
+        <w:ind w:firstLine="709"/>
         <w:textAlignment w:val="auto"/>
         <w:rPr>
-          <w:rFonts w:hint="default" w:ascii="Times New Roman" w:hAnsi="Times New Roman" w:cs="Times New Roman"/>
-          <w:color w:val="262626"/>
+          <w:rFonts w:hint="default" w:ascii="Times New Roman" w:hAnsi="Times New Roman"/>
           <w:sz w:val="28"/>
           <w:szCs w:val="28"/>
-          <w:lang w:val="en-US"/>
-        </w:rPr>
-      </w:pPr>
-    </w:p>
-    <w:p>
-      <w:pPr>
-        <w:keepNext w:val="0"/>
-        <w:keepLines w:val="0"/>
-        <w:pageBreakBefore w:val="0"/>
-        <w:widowControl/>
-        <w:kinsoku/>
-        <w:wordWrap/>
-        <w:overflowPunct/>
-        <w:topLinePunct w:val="0"/>
-        <w:autoSpaceDE w:val="0"/>
-        <w:autoSpaceDN w:val="0"/>
-        <w:bidi w:val="0"/>
-        <w:adjustRightInd w:val="0"/>
-        <w:snapToGrid/>
-        <w:spacing w:after="0" w:line="240" w:lineRule="auto"/>
-        <w:ind w:firstLine="350" w:firstLineChars="125"/>
-        <w:textAlignment w:val="auto"/>
-        <w:rPr>
-          <w:rFonts w:hint="default" w:ascii="Times New Roman" w:hAnsi="Times New Roman" w:cs="Times New Roman"/>
-          <w:color w:val="262626"/>
-          <w:sz w:val="28"/>
-          <w:szCs w:val="28"/>
-          <w:lang w:val="en-US"/>
+          <w:lang w:val="ru-RU"/>
         </w:rPr>
       </w:pPr>
       <w:r>
         <w:rPr>
-          <w:rFonts w:hint="default" w:ascii="Times New Roman" w:hAnsi="Times New Roman" w:cs="Times New Roman"/>
-          <w:color w:val="262626"/>
+          <w:rFonts w:hint="default" w:ascii="Times New Roman" w:hAnsi="Times New Roman"/>
           <w:sz w:val="28"/>
           <w:szCs w:val="28"/>
-          <w:lang w:val="en-US"/>
         </w:rPr>
-        <w:t>namespace CourseWork</w:t>
+        <w:t>using System.Collections.Generic;</w:t>
       </w:r>
     </w:p>
     <w:p>
@@ -293,29 +250,58 @@
         <w:wordWrap/>
         <w:overflowPunct/>
         <w:topLinePunct w:val="0"/>
-        <w:autoSpaceDE w:val="0"/>
-        <w:autoSpaceDN w:val="0"/>
+        <w:autoSpaceDE/>
+        <w:autoSpaceDN/>
         <w:bidi w:val="0"/>
-        <w:adjustRightInd w:val="0"/>
+        <w:adjustRightInd/>
         <w:snapToGrid/>
-        <w:spacing w:after="0" w:line="240" w:lineRule="auto"/>
-        <w:ind w:firstLine="350" w:firstLineChars="125"/>
+        <w:spacing w:line="240" w:lineRule="auto"/>
+        <w:ind w:firstLine="709"/>
         <w:textAlignment w:val="auto"/>
         <w:rPr>
-          <w:rFonts w:hint="default" w:ascii="Times New Roman" w:hAnsi="Times New Roman" w:cs="Times New Roman"/>
-          <w:color w:val="262626"/>
+          <w:rFonts w:hint="default" w:ascii="Times New Roman" w:hAnsi="Times New Roman"/>
           <w:sz w:val="28"/>
           <w:szCs w:val="28"/>
-          <w:lang w:val="en-US"/>
         </w:rPr>
       </w:pPr>
       <w:r>
         <w:rPr>
-          <w:rFonts w:hint="default" w:ascii="Times New Roman" w:hAnsi="Times New Roman" w:cs="Times New Roman"/>
-          <w:color w:val="262626"/>
+          <w:rFonts w:hint="default" w:ascii="Times New Roman" w:hAnsi="Times New Roman"/>
           <w:sz w:val="28"/>
           <w:szCs w:val="28"/>
-          <w:lang w:val="en-US"/>
+        </w:rPr>
+        <w:t>class Program</w:t>
+      </w:r>
+    </w:p>
+    <w:p>
+      <w:pPr>
+        <w:keepNext w:val="0"/>
+        <w:keepLines w:val="0"/>
+        <w:pageBreakBefore w:val="0"/>
+        <w:widowControl/>
+        <w:kinsoku/>
+        <w:wordWrap/>
+        <w:overflowPunct/>
+        <w:topLinePunct w:val="0"/>
+        <w:autoSpaceDE/>
+        <w:autoSpaceDN/>
+        <w:bidi w:val="0"/>
+        <w:adjustRightInd/>
+        <w:snapToGrid/>
+        <w:spacing w:line="240" w:lineRule="auto"/>
+        <w:ind w:firstLine="709"/>
+        <w:textAlignment w:val="auto"/>
+        <w:rPr>
+          <w:rFonts w:hint="default" w:ascii="Times New Roman" w:hAnsi="Times New Roman"/>
+          <w:sz w:val="28"/>
+          <w:szCs w:val="28"/>
+        </w:rPr>
+      </w:pPr>
+      <w:r>
+        <w:rPr>
+          <w:rFonts w:hint="default" w:ascii="Times New Roman" w:hAnsi="Times New Roman"/>
+          <w:sz w:val="28"/>
+          <w:szCs w:val="28"/>
         </w:rPr>
         <w:t>{</w:t>
       </w:r>
@@ -330,31 +316,27 @@
         <w:wordWrap/>
         <w:overflowPunct/>
         <w:topLinePunct w:val="0"/>
-        <w:autoSpaceDE w:val="0"/>
-        <w:autoSpaceDN w:val="0"/>
+        <w:autoSpaceDE/>
+        <w:autoSpaceDN/>
         <w:bidi w:val="0"/>
-        <w:adjustRightInd w:val="0"/>
+        <w:adjustRightInd/>
         <w:snapToGrid/>
-        <w:spacing w:after="0" w:line="240" w:lineRule="auto"/>
-        <w:ind w:firstLine="350" w:firstLineChars="125"/>
+        <w:spacing w:line="240" w:lineRule="auto"/>
+        <w:ind w:firstLine="709"/>
         <w:textAlignment w:val="auto"/>
         <w:rPr>
-          <w:rFonts w:hint="default" w:ascii="Times New Roman" w:hAnsi="Times New Roman" w:cs="Times New Roman"/>
-          <w:color w:val="262626"/>
+          <w:rFonts w:hint="default" w:ascii="Times New Roman" w:hAnsi="Times New Roman"/>
           <w:sz w:val="28"/>
           <w:szCs w:val="28"/>
-          <w:lang w:val="en-US"/>
         </w:rPr>
       </w:pPr>
       <w:r>
         <w:rPr>
-          <w:rFonts w:hint="default" w:ascii="Times New Roman" w:hAnsi="Times New Roman" w:cs="Times New Roman"/>
-          <w:color w:val="262626"/>
+          <w:rFonts w:hint="default" w:ascii="Times New Roman" w:hAnsi="Times New Roman"/>
           <w:sz w:val="28"/>
           <w:szCs w:val="28"/>
-          <w:lang w:val="en-US"/>
         </w:rPr>
-        <w:t xml:space="preserve">    public class SessionManager</w:t>
+        <w:t xml:space="preserve">    static void Main(string[] args)</w:t>
       </w:r>
     </w:p>
     <w:p>
@@ -367,29 +349,25 @@
         <w:wordWrap/>
         <w:overflowPunct/>
         <w:topLinePunct w:val="0"/>
-        <w:autoSpaceDE w:val="0"/>
-        <w:autoSpaceDN w:val="0"/>
+        <w:autoSpaceDE/>
+        <w:autoSpaceDN/>
         <w:bidi w:val="0"/>
-        <w:adjustRightInd w:val="0"/>
+        <w:adjustRightInd/>
         <w:snapToGrid/>
-        <w:spacing w:after="0" w:line="240" w:lineRule="auto"/>
-        <w:ind w:firstLine="350" w:firstLineChars="125"/>
+        <w:spacing w:line="240" w:lineRule="auto"/>
+        <w:ind w:firstLine="709"/>
         <w:textAlignment w:val="auto"/>
         <w:rPr>
-          <w:rFonts w:hint="default" w:ascii="Times New Roman" w:hAnsi="Times New Roman" w:cs="Times New Roman"/>
-          <w:color w:val="262626"/>
+          <w:rFonts w:hint="default" w:ascii="Times New Roman" w:hAnsi="Times New Roman"/>
           <w:sz w:val="28"/>
           <w:szCs w:val="28"/>
-          <w:lang w:val="en-US"/>
         </w:rPr>
       </w:pPr>
       <w:r>
         <w:rPr>
-          <w:rFonts w:hint="default" w:ascii="Times New Roman" w:hAnsi="Times New Roman" w:cs="Times New Roman"/>
-          <w:color w:val="262626"/>
+          <w:rFonts w:hint="default" w:ascii="Times New Roman" w:hAnsi="Times New Roman"/>
           <w:sz w:val="28"/>
           <w:szCs w:val="28"/>
-          <w:lang w:val="en-US"/>
         </w:rPr>
         <w:t xml:space="preserve">    {</w:t>
       </w:r>
@@ -404,31 +382,27 @@
         <w:wordWrap/>
         <w:overflowPunct/>
         <w:topLinePunct w:val="0"/>
-        <w:autoSpaceDE w:val="0"/>
-        <w:autoSpaceDN w:val="0"/>
+        <w:autoSpaceDE/>
+        <w:autoSpaceDN/>
         <w:bidi w:val="0"/>
-        <w:adjustRightInd w:val="0"/>
+        <w:adjustRightInd/>
         <w:snapToGrid/>
-        <w:spacing w:after="0" w:line="240" w:lineRule="auto"/>
-        <w:ind w:firstLine="350" w:firstLineChars="125"/>
+        <w:spacing w:line="240" w:lineRule="auto"/>
+        <w:ind w:firstLine="709"/>
         <w:textAlignment w:val="auto"/>
         <w:rPr>
-          <w:rFonts w:hint="default" w:ascii="Times New Roman" w:hAnsi="Times New Roman" w:cs="Times New Roman"/>
-          <w:color w:val="262626"/>
+          <w:rFonts w:hint="default" w:ascii="Times New Roman" w:hAnsi="Times New Roman"/>
           <w:sz w:val="28"/>
           <w:szCs w:val="28"/>
-          <w:lang w:val="en-US"/>
         </w:rPr>
       </w:pPr>
       <w:r>
         <w:rPr>
-          <w:rFonts w:hint="default" w:ascii="Times New Roman" w:hAnsi="Times New Roman" w:cs="Times New Roman"/>
-          <w:color w:val="262626"/>
+          <w:rFonts w:hint="default" w:ascii="Times New Roman" w:hAnsi="Times New Roman"/>
           <w:sz w:val="28"/>
           <w:szCs w:val="28"/>
-          <w:lang w:val="en-US"/>
         </w:rPr>
-        <w:t xml:space="preserve">        private static SessionManager instance;</w:t>
+        <w:t xml:space="preserve">        NotificationFactory factory = new EmailFactory();</w:t>
       </w:r>
     </w:p>
     <w:p>
@@ -441,31 +415,27 @@
         <w:wordWrap/>
         <w:overflowPunct/>
         <w:topLinePunct w:val="0"/>
-        <w:autoSpaceDE w:val="0"/>
-        <w:autoSpaceDN w:val="0"/>
+        <w:autoSpaceDE/>
+        <w:autoSpaceDN/>
         <w:bidi w:val="0"/>
-        <w:adjustRightInd w:val="0"/>
+        <w:adjustRightInd/>
         <w:snapToGrid/>
-        <w:spacing w:after="0" w:line="240" w:lineRule="auto"/>
-        <w:ind w:firstLine="350" w:firstLineChars="125"/>
+        <w:spacing w:line="240" w:lineRule="auto"/>
+        <w:ind w:firstLine="709"/>
         <w:textAlignment w:val="auto"/>
         <w:rPr>
-          <w:rFonts w:hint="default" w:ascii="Times New Roman" w:hAnsi="Times New Roman" w:cs="Times New Roman"/>
-          <w:color w:val="262626"/>
+          <w:rFonts w:hint="default" w:ascii="Times New Roman" w:hAnsi="Times New Roman"/>
           <w:sz w:val="28"/>
           <w:szCs w:val="28"/>
-          <w:lang w:val="en-US"/>
         </w:rPr>
       </w:pPr>
       <w:r>
         <w:rPr>
-          <w:rFonts w:hint="default" w:ascii="Times New Roman" w:hAnsi="Times New Roman" w:cs="Times New Roman"/>
-          <w:color w:val="262626"/>
+          <w:rFonts w:hint="default" w:ascii="Times New Roman" w:hAnsi="Times New Roman"/>
           <w:sz w:val="28"/>
           <w:szCs w:val="28"/>
-          <w:lang w:val="en-US"/>
         </w:rPr>
-        <w:t xml:space="preserve">        private string currentUser;</w:t>
+        <w:t xml:space="preserve">        INotification email = factory.CreateNotification();</w:t>
       </w:r>
     </w:p>
     <w:p>
@@ -478,20 +448,18 @@
         <w:wordWrap/>
         <w:overflowPunct/>
         <w:topLinePunct w:val="0"/>
-        <w:autoSpaceDE w:val="0"/>
-        <w:autoSpaceDN w:val="0"/>
+        <w:autoSpaceDE/>
+        <w:autoSpaceDN/>
         <w:bidi w:val="0"/>
-        <w:adjustRightInd w:val="0"/>
+        <w:adjustRightInd/>
         <w:snapToGrid/>
-        <w:spacing w:after="0" w:line="240" w:lineRule="auto"/>
-        <w:ind w:firstLine="350" w:firstLineChars="125"/>
+        <w:spacing w:line="240" w:lineRule="auto"/>
+        <w:ind w:firstLine="709"/>
         <w:textAlignment w:val="auto"/>
         <w:rPr>
-          <w:rFonts w:hint="default" w:ascii="Times New Roman" w:hAnsi="Times New Roman" w:cs="Times New Roman"/>
-          <w:color w:val="262626"/>
+          <w:rFonts w:hint="default" w:ascii="Times New Roman" w:hAnsi="Times New Roman"/>
           <w:sz w:val="28"/>
           <w:szCs w:val="28"/>
-          <w:lang w:val="en-US"/>
         </w:rPr>
       </w:pPr>
     </w:p>
@@ -505,31 +473,27 @@
         <w:wordWrap/>
         <w:overflowPunct/>
         <w:topLinePunct w:val="0"/>
-        <w:autoSpaceDE w:val="0"/>
-        <w:autoSpaceDN w:val="0"/>
+        <w:autoSpaceDE/>
+        <w:autoSpaceDN/>
         <w:bidi w:val="0"/>
-        <w:adjustRightInd w:val="0"/>
+        <w:adjustRightInd/>
         <w:snapToGrid/>
-        <w:spacing w:after="0" w:line="240" w:lineRule="auto"/>
-        <w:ind w:firstLine="350" w:firstLineChars="125"/>
+        <w:spacing w:line="240" w:lineRule="auto"/>
+        <w:ind w:firstLine="709"/>
         <w:textAlignment w:val="auto"/>
         <w:rPr>
-          <w:rFonts w:hint="default" w:ascii="Times New Roman" w:hAnsi="Times New Roman" w:cs="Times New Roman"/>
-          <w:color w:val="262626"/>
+          <w:rFonts w:hint="default" w:ascii="Times New Roman" w:hAnsi="Times New Roman"/>
           <w:sz w:val="28"/>
           <w:szCs w:val="28"/>
-          <w:lang w:val="en-US"/>
         </w:rPr>
       </w:pPr>
       <w:r>
         <w:rPr>
-          <w:rFonts w:hint="default" w:ascii="Times New Roman" w:hAnsi="Times New Roman" w:cs="Times New Roman"/>
-          <w:color w:val="262626"/>
+          <w:rFonts w:hint="default" w:ascii="Times New Roman" w:hAnsi="Times New Roman"/>
           <w:sz w:val="28"/>
           <w:szCs w:val="28"/>
-          <w:lang w:val="en-US"/>
         </w:rPr>
-        <w:t xml:space="preserve">        private SessionManager()</w:t>
+        <w:t xml:space="preserve">        INotification sms = new SMSFactory().CreateNotification();</w:t>
       </w:r>
     </w:p>
     <w:p>
@@ -542,29 +506,116 @@
         <w:wordWrap/>
         <w:overflowPunct/>
         <w:topLinePunct w:val="0"/>
-        <w:autoSpaceDE w:val="0"/>
-        <w:autoSpaceDN w:val="0"/>
+        <w:autoSpaceDE/>
+        <w:autoSpaceDN/>
         <w:bidi w:val="0"/>
-        <w:adjustRightInd w:val="0"/>
+        <w:adjustRightInd/>
         <w:snapToGrid/>
-        <w:spacing w:after="0" w:line="240" w:lineRule="auto"/>
-        <w:ind w:firstLine="350" w:firstLineChars="125"/>
+        <w:spacing w:line="240" w:lineRule="auto"/>
+        <w:ind w:firstLine="709"/>
         <w:textAlignment w:val="auto"/>
         <w:rPr>
-          <w:rFonts w:hint="default" w:ascii="Times New Roman" w:hAnsi="Times New Roman" w:cs="Times New Roman"/>
-          <w:color w:val="262626"/>
+          <w:rFonts w:hint="default" w:ascii="Times New Roman" w:hAnsi="Times New Roman"/>
           <w:sz w:val="28"/>
           <w:szCs w:val="28"/>
-          <w:lang w:val="en-US"/>
         </w:rPr>
       </w:pPr>
       <w:r>
         <w:rPr>
-          <w:rFonts w:hint="default" w:ascii="Times New Roman" w:hAnsi="Times New Roman" w:cs="Times New Roman"/>
-          <w:color w:val="262626"/>
+          <w:rFonts w:hint="default" w:ascii="Times New Roman" w:hAnsi="Times New Roman"/>
           <w:sz w:val="28"/>
           <w:szCs w:val="28"/>
-          <w:lang w:val="en-US"/>
+        </w:rPr>
+        <w:t xml:space="preserve">        INotification secureSms = new EncryptionDecorator(sms);</w:t>
+      </w:r>
+    </w:p>
+    <w:p>
+      <w:pPr>
+        <w:keepNext w:val="0"/>
+        <w:keepLines w:val="0"/>
+        <w:pageBreakBefore w:val="0"/>
+        <w:widowControl/>
+        <w:kinsoku/>
+        <w:wordWrap/>
+        <w:overflowPunct/>
+        <w:topLinePunct w:val="0"/>
+        <w:autoSpaceDE/>
+        <w:autoSpaceDN/>
+        <w:bidi w:val="0"/>
+        <w:adjustRightInd/>
+        <w:snapToGrid/>
+        <w:spacing w:line="240" w:lineRule="auto"/>
+        <w:ind w:firstLine="709"/>
+        <w:textAlignment w:val="auto"/>
+        <w:rPr>
+          <w:rFonts w:hint="default" w:ascii="Times New Roman" w:hAnsi="Times New Roman"/>
+          <w:sz w:val="28"/>
+          <w:szCs w:val="28"/>
+        </w:rPr>
+      </w:pPr>
+    </w:p>
+    <w:p>
+      <w:pPr>
+        <w:keepNext w:val="0"/>
+        <w:keepLines w:val="0"/>
+        <w:pageBreakBefore w:val="0"/>
+        <w:widowControl/>
+        <w:kinsoku/>
+        <w:wordWrap/>
+        <w:overflowPunct/>
+        <w:topLinePunct w:val="0"/>
+        <w:autoSpaceDE/>
+        <w:autoSpaceDN/>
+        <w:bidi w:val="0"/>
+        <w:adjustRightInd/>
+        <w:snapToGrid/>
+        <w:spacing w:line="240" w:lineRule="auto"/>
+        <w:ind w:firstLine="709"/>
+        <w:textAlignment w:val="auto"/>
+        <w:rPr>
+          <w:rFonts w:hint="default" w:ascii="Times New Roman" w:hAnsi="Times New Roman"/>
+          <w:sz w:val="28"/>
+          <w:szCs w:val="28"/>
+        </w:rPr>
+      </w:pPr>
+      <w:r>
+        <w:rPr>
+          <w:rFonts w:hint="default" w:ascii="Times New Roman" w:hAnsi="Times New Roman"/>
+          <w:sz w:val="28"/>
+          <w:szCs w:val="28"/>
+        </w:rPr>
+        <w:t xml:space="preserve">        List&lt;ICommand&gt; commands = new List&lt;ICommand&gt;</w:t>
+      </w:r>
+    </w:p>
+    <w:p>
+      <w:pPr>
+        <w:keepNext w:val="0"/>
+        <w:keepLines w:val="0"/>
+        <w:pageBreakBefore w:val="0"/>
+        <w:widowControl/>
+        <w:kinsoku/>
+        <w:wordWrap/>
+        <w:overflowPunct/>
+        <w:topLinePunct w:val="0"/>
+        <w:autoSpaceDE/>
+        <w:autoSpaceDN/>
+        <w:bidi w:val="0"/>
+        <w:adjustRightInd/>
+        <w:snapToGrid/>
+        <w:spacing w:line="240" w:lineRule="auto"/>
+        <w:ind w:firstLine="709"/>
+        <w:textAlignment w:val="auto"/>
+        <w:rPr>
+          <w:rFonts w:hint="default" w:ascii="Times New Roman" w:hAnsi="Times New Roman"/>
+          <w:sz w:val="28"/>
+          <w:szCs w:val="28"/>
+        </w:rPr>
+      </w:pPr>
+      <w:r>
+        <w:rPr>
+          <w:rFonts w:hint="default" w:ascii="Times New Roman" w:hAnsi="Times New Roman"/>
+          <w:sz w:val="28"/>
+          <w:szCs w:val="28"/>
         </w:rPr>
         <w:t xml:space="preserve">        {</w:t>
       </w:r>
@@ -579,31 +630,27 @@
         <w:wordWrap/>
         <w:overflowPunct/>
         <w:topLinePunct w:val="0"/>
-        <w:autoSpaceDE w:val="0"/>
-        <w:autoSpaceDN w:val="0"/>
+        <w:autoSpaceDE/>
+        <w:autoSpaceDN/>
         <w:bidi w:val="0"/>
-        <w:adjustRightInd w:val="0"/>
+        <w:adjustRightInd/>
         <w:snapToGrid/>
-        <w:spacing w:after="0" w:line="240" w:lineRule="auto"/>
-        <w:ind w:firstLine="350" w:firstLineChars="125"/>
+        <w:spacing w:line="240" w:lineRule="auto"/>
+        <w:ind w:firstLine="709"/>
         <w:textAlignment w:val="auto"/>
         <w:rPr>
-          <w:rFonts w:hint="default" w:ascii="Times New Roman" w:hAnsi="Times New Roman" w:cs="Times New Roman"/>
-          <w:color w:val="262626"/>
+          <w:rFonts w:hint="default" w:ascii="Times New Roman" w:hAnsi="Times New Roman"/>
           <w:sz w:val="28"/>
           <w:szCs w:val="28"/>
-          <w:lang w:val="en-US"/>
         </w:rPr>
       </w:pPr>
       <w:r>
         <w:rPr>
-          <w:rFonts w:hint="default" w:ascii="Times New Roman" w:hAnsi="Times New Roman" w:cs="Times New Roman"/>
-          <w:color w:val="262626"/>
+          <w:rFonts w:hint="default" w:ascii="Times New Roman" w:hAnsi="Times New Roman"/>
           <w:sz w:val="28"/>
           <w:szCs w:val="28"/>
-          <w:lang w:val="en-US"/>
         </w:rPr>
-        <w:t xml:space="preserve">            currentUser = null;</w:t>
+        <w:t xml:space="preserve">            new SendNotificationCommand(email, "Обычное письмо"),</w:t>
       </w:r>
     </w:p>
     <w:p>
@@ -616,29 +663,239 @@
         <w:wordWrap/>
         <w:overflowPunct/>
         <w:topLinePunct w:val="0"/>
-        <w:autoSpaceDE w:val="0"/>
-        <w:autoSpaceDN w:val="0"/>
+        <w:autoSpaceDE/>
+        <w:autoSpaceDN/>
         <w:bidi w:val="0"/>
-        <w:adjustRightInd w:val="0"/>
+        <w:adjustRightInd/>
         <w:snapToGrid/>
-        <w:spacing w:after="0" w:line="240" w:lineRule="auto"/>
-        <w:ind w:firstLine="350" w:firstLineChars="125"/>
+        <w:spacing w:line="240" w:lineRule="auto"/>
+        <w:ind w:firstLine="709"/>
         <w:textAlignment w:val="auto"/>
         <w:rPr>
-          <w:rFonts w:hint="default" w:ascii="Times New Roman" w:hAnsi="Times New Roman" w:cs="Times New Roman"/>
-          <w:color w:val="262626"/>
+          <w:rFonts w:hint="default" w:ascii="Times New Roman" w:hAnsi="Times New Roman"/>
           <w:sz w:val="28"/>
           <w:szCs w:val="28"/>
-          <w:lang w:val="en-US"/>
         </w:rPr>
       </w:pPr>
       <w:r>
         <w:rPr>
-          <w:rFonts w:hint="default" w:ascii="Times New Roman" w:hAnsi="Times New Roman" w:cs="Times New Roman"/>
-          <w:color w:val="262626"/>
+          <w:rFonts w:hint="default" w:ascii="Times New Roman" w:hAnsi="Times New Roman"/>
           <w:sz w:val="28"/>
           <w:szCs w:val="28"/>
-          <w:lang w:val="en-US"/>
+        </w:rPr>
+        <w:t xml:space="preserve">            new SendNotificationCommand(secureSms, "Зашифрованное SMS")</w:t>
+      </w:r>
+    </w:p>
+    <w:p>
+      <w:pPr>
+        <w:keepNext w:val="0"/>
+        <w:keepLines w:val="0"/>
+        <w:pageBreakBefore w:val="0"/>
+        <w:widowControl/>
+        <w:kinsoku/>
+        <w:wordWrap/>
+        <w:overflowPunct/>
+        <w:topLinePunct w:val="0"/>
+        <w:autoSpaceDE/>
+        <w:autoSpaceDN/>
+        <w:bidi w:val="0"/>
+        <w:adjustRightInd/>
+        <w:snapToGrid/>
+        <w:spacing w:line="240" w:lineRule="auto"/>
+        <w:ind w:firstLine="709"/>
+        <w:textAlignment w:val="auto"/>
+        <w:rPr>
+          <w:rFonts w:hint="default" w:ascii="Times New Roman" w:hAnsi="Times New Roman"/>
+          <w:sz w:val="28"/>
+          <w:szCs w:val="28"/>
+        </w:rPr>
+      </w:pPr>
+      <w:r>
+        <w:rPr>
+          <w:rFonts w:hint="default" w:ascii="Times New Roman" w:hAnsi="Times New Roman"/>
+          <w:sz w:val="28"/>
+          <w:szCs w:val="28"/>
+        </w:rPr>
+        <w:t xml:space="preserve">        };</w:t>
+      </w:r>
+    </w:p>
+    <w:p>
+      <w:pPr>
+        <w:keepNext w:val="0"/>
+        <w:keepLines w:val="0"/>
+        <w:pageBreakBefore w:val="0"/>
+        <w:widowControl/>
+        <w:kinsoku/>
+        <w:wordWrap/>
+        <w:overflowPunct/>
+        <w:topLinePunct w:val="0"/>
+        <w:autoSpaceDE/>
+        <w:autoSpaceDN/>
+        <w:bidi w:val="0"/>
+        <w:adjustRightInd/>
+        <w:snapToGrid/>
+        <w:spacing w:line="240" w:lineRule="auto"/>
+        <w:ind w:firstLine="709"/>
+        <w:textAlignment w:val="auto"/>
+        <w:rPr>
+          <w:rFonts w:hint="default" w:ascii="Times New Roman" w:hAnsi="Times New Roman"/>
+          <w:sz w:val="28"/>
+          <w:szCs w:val="28"/>
+        </w:rPr>
+      </w:pPr>
+    </w:p>
+    <w:p>
+      <w:pPr>
+        <w:keepNext w:val="0"/>
+        <w:keepLines w:val="0"/>
+        <w:pageBreakBefore w:val="0"/>
+        <w:widowControl/>
+        <w:kinsoku/>
+        <w:wordWrap/>
+        <w:overflowPunct/>
+        <w:topLinePunct w:val="0"/>
+        <w:autoSpaceDE/>
+        <w:autoSpaceDN/>
+        <w:bidi w:val="0"/>
+        <w:adjustRightInd/>
+        <w:snapToGrid/>
+        <w:spacing w:line="240" w:lineRule="auto"/>
+        <w:textAlignment w:val="auto"/>
+        <w:rPr>
+          <w:rFonts w:hint="default" w:ascii="Times New Roman" w:hAnsi="Times New Roman"/>
+          <w:sz w:val="28"/>
+          <w:szCs w:val="28"/>
+        </w:rPr>
+      </w:pPr>
+    </w:p>
+    <w:p>
+      <w:pPr>
+        <w:keepNext w:val="0"/>
+        <w:keepLines w:val="0"/>
+        <w:pageBreakBefore w:val="0"/>
+        <w:widowControl/>
+        <w:kinsoku/>
+        <w:wordWrap/>
+        <w:overflowPunct/>
+        <w:topLinePunct w:val="0"/>
+        <w:autoSpaceDE/>
+        <w:autoSpaceDN/>
+        <w:bidi w:val="0"/>
+        <w:adjustRightInd/>
+        <w:snapToGrid/>
+        <w:spacing w:line="240" w:lineRule="auto"/>
+        <w:ind w:firstLine="709"/>
+        <w:textAlignment w:val="auto"/>
+        <w:rPr>
+          <w:rFonts w:hint="default" w:ascii="Times New Roman" w:hAnsi="Times New Roman"/>
+          <w:sz w:val="28"/>
+          <w:szCs w:val="28"/>
+        </w:rPr>
+      </w:pPr>
+      <w:r>
+        <w:rPr>
+          <w:rFonts w:hint="default" w:ascii="Times New Roman" w:hAnsi="Times New Roman"/>
+          <w:sz w:val="28"/>
+          <w:szCs w:val="28"/>
+        </w:rPr>
+        <w:t xml:space="preserve">        foreach (var command in commands)</w:t>
+      </w:r>
+    </w:p>
+    <w:p>
+      <w:pPr>
+        <w:keepNext w:val="0"/>
+        <w:keepLines w:val="0"/>
+        <w:pageBreakBefore w:val="0"/>
+        <w:widowControl/>
+        <w:kinsoku/>
+        <w:wordWrap/>
+        <w:overflowPunct/>
+        <w:topLinePunct w:val="0"/>
+        <w:autoSpaceDE/>
+        <w:autoSpaceDN/>
+        <w:bidi w:val="0"/>
+        <w:adjustRightInd/>
+        <w:snapToGrid/>
+        <w:spacing w:line="240" w:lineRule="auto"/>
+        <w:ind w:firstLine="709"/>
+        <w:textAlignment w:val="auto"/>
+        <w:rPr>
+          <w:rFonts w:hint="default" w:ascii="Times New Roman" w:hAnsi="Times New Roman"/>
+          <w:sz w:val="28"/>
+          <w:szCs w:val="28"/>
+        </w:rPr>
+      </w:pPr>
+      <w:r>
+        <w:rPr>
+          <w:rFonts w:hint="default" w:ascii="Times New Roman" w:hAnsi="Times New Roman"/>
+          <w:sz w:val="28"/>
+          <w:szCs w:val="28"/>
+        </w:rPr>
+        <w:t xml:space="preserve">        {</w:t>
+      </w:r>
+    </w:p>
+    <w:p>
+      <w:pPr>
+        <w:keepNext w:val="0"/>
+        <w:keepLines w:val="0"/>
+        <w:pageBreakBefore w:val="0"/>
+        <w:widowControl/>
+        <w:kinsoku/>
+        <w:wordWrap/>
+        <w:overflowPunct/>
+        <w:topLinePunct w:val="0"/>
+        <w:autoSpaceDE/>
+        <w:autoSpaceDN/>
+        <w:bidi w:val="0"/>
+        <w:adjustRightInd/>
+        <w:snapToGrid/>
+        <w:spacing w:line="240" w:lineRule="auto"/>
+        <w:ind w:firstLine="709"/>
+        <w:textAlignment w:val="auto"/>
+        <w:rPr>
+          <w:rFonts w:hint="default" w:ascii="Times New Roman" w:hAnsi="Times New Roman"/>
+          <w:sz w:val="28"/>
+          <w:szCs w:val="28"/>
+        </w:rPr>
+      </w:pPr>
+      <w:r>
+        <w:rPr>
+          <w:rFonts w:hint="default" w:ascii="Times New Roman" w:hAnsi="Times New Roman"/>
+          <w:sz w:val="28"/>
+          <w:szCs w:val="28"/>
+        </w:rPr>
+        <w:t xml:space="preserve">            command.Execute();</w:t>
+      </w:r>
+    </w:p>
+    <w:p>
+      <w:pPr>
+        <w:keepNext w:val="0"/>
+        <w:keepLines w:val="0"/>
+        <w:pageBreakBefore w:val="0"/>
+        <w:widowControl/>
+        <w:kinsoku/>
+        <w:wordWrap/>
+        <w:overflowPunct/>
+        <w:topLinePunct w:val="0"/>
+        <w:autoSpaceDE/>
+        <w:autoSpaceDN/>
+        <w:bidi w:val="0"/>
+        <w:adjustRightInd/>
+        <w:snapToGrid/>
+        <w:spacing w:line="240" w:lineRule="auto"/>
+        <w:ind w:firstLine="709"/>
+        <w:textAlignment w:val="auto"/>
+        <w:rPr>
+          <w:rFonts w:hint="default" w:ascii="Times New Roman" w:hAnsi="Times New Roman"/>
+          <w:sz w:val="28"/>
+          <w:szCs w:val="28"/>
+        </w:rPr>
+      </w:pPr>
+      <w:r>
+        <w:rPr>
+          <w:rFonts w:hint="default" w:ascii="Times New Roman" w:hAnsi="Times New Roman"/>
+          <w:sz w:val="28"/>
+          <w:szCs w:val="28"/>
         </w:rPr>
         <w:t xml:space="preserve">        }</w:t>
       </w:r>
@@ -653,44 +910,35 @@
         <w:wordWrap/>
         <w:overflowPunct/>
         <w:topLinePunct w:val="0"/>
-        <w:autoSpaceDE w:val="0"/>
-        <w:autoSpaceDN w:val="0"/>
+        <w:autoSpaceDE/>
+        <w:autoSpaceDN/>
         <w:bidi w:val="0"/>
-        <w:adjustRightInd w:val="0"/>
+        <w:adjustRightInd/>
         <w:snapToGrid/>
-        <w:spacing w:after="0" w:line="240" w:lineRule="auto"/>
-        <w:ind w:firstLine="350" w:firstLineChars="125"/>
+        <w:spacing w:line="240" w:lineRule="auto"/>
+        <w:ind w:firstLine="709"/>
         <w:textAlignment w:val="auto"/>
         <w:rPr>
-          <w:rFonts w:hint="default" w:ascii="Times New Roman" w:hAnsi="Times New Roman" w:cs="Times New Roman"/>
-          <w:color w:val="262626"/>
+          <w:rFonts w:hint="default" w:ascii="Times New Roman" w:hAnsi="Times New Roman"/>
           <w:sz w:val="28"/>
           <w:szCs w:val="28"/>
-          <w:lang w:val="en-US"/>
         </w:rPr>
       </w:pPr>
+      <w:r>
+        <w:rPr>
+          <w:rFonts w:hint="default" w:ascii="Times New Roman" w:hAnsi="Times New Roman"/>
+          <w:sz w:val="28"/>
+          <w:szCs w:val="28"/>
+        </w:rPr>
+        <w:t xml:space="preserve">    }</w:t>
+      </w:r>
     </w:p>
     <w:p>
       <w:pPr>
-        <w:keepNext w:val="0"/>
-        <w:keepLines w:val="0"/>
-        <w:pageBreakBefore w:val="0"/>
-        <w:widowControl/>
-        <w:kinsoku/>
-        <w:wordWrap/>
-        <w:overflowPunct/>
-        <w:topLinePunct w:val="0"/>
-        <w:autoSpaceDE w:val="0"/>
-        <w:autoSpaceDN w:val="0"/>
-        <w:bidi w:val="0"/>
-        <w:adjustRightInd w:val="0"/>
-        <w:snapToGrid/>
-        <w:spacing w:after="0" w:line="240" w:lineRule="auto"/>
-        <w:ind w:firstLine="350" w:firstLineChars="125"/>
-        <w:textAlignment w:val="auto"/>
+        <w:spacing w:line="240" w:lineRule="auto"/>
+        <w:ind w:firstLine="567"/>
         <w:rPr>
-          <w:rFonts w:hint="default" w:ascii="Times New Roman" w:hAnsi="Times New Roman" w:cs="Times New Roman"/>
-          <w:color w:val="262626"/>
+          <w:rFonts w:ascii="Times New Roman" w:hAnsi="Times New Roman"/>
           <w:sz w:val="28"/>
           <w:szCs w:val="28"/>
           <w:lang w:val="en-US"/>
@@ -698,1053 +946,45 @@
       </w:pPr>
       <w:r>
         <w:rPr>
-          <w:rFonts w:hint="default" w:ascii="Times New Roman" w:hAnsi="Times New Roman" w:cs="Times New Roman"/>
-          <w:color w:val="262626"/>
+          <w:rFonts w:hint="default" w:ascii="Times New Roman" w:hAnsi="Times New Roman"/>
+          <w:sz w:val="28"/>
+          <w:szCs w:val="28"/>
+        </w:rPr>
+        <w:t>}</w:t>
+      </w:r>
+      <w:r>
+        <w:rPr>
+          <w:rFonts w:ascii="Times New Roman" w:hAnsi="Times New Roman"/>
+          <w:sz w:val="28"/>
+          <w:szCs w:val="28"/>
+        </w:rPr>
+        <w:t>Анализ</w:t>
+      </w:r>
+      <w:r>
+        <w:rPr>
+          <w:rFonts w:ascii="Times New Roman" w:hAnsi="Times New Roman"/>
           <w:sz w:val="28"/>
           <w:szCs w:val="28"/>
           <w:lang w:val="en-US"/>
         </w:rPr>
-        <w:t xml:space="preserve">        public static SessionManager GetInstance()</w:t>
+        <w:t xml:space="preserve"> </w:t>
       </w:r>
-    </w:p>
-    <w:p>
-      <w:pPr>
-        <w:keepNext w:val="0"/>
-        <w:keepLines w:val="0"/>
-        <w:pageBreakBefore w:val="0"/>
-        <w:widowControl/>
-        <w:kinsoku/>
-        <w:wordWrap/>
-        <w:overflowPunct/>
-        <w:topLinePunct w:val="0"/>
-        <w:autoSpaceDE w:val="0"/>
-        <w:autoSpaceDN w:val="0"/>
-        <w:bidi w:val="0"/>
-        <w:adjustRightInd w:val="0"/>
-        <w:snapToGrid/>
-        <w:spacing w:after="0" w:line="240" w:lineRule="auto"/>
-        <w:ind w:firstLine="350" w:firstLineChars="125"/>
-        <w:textAlignment w:val="auto"/>
+      <w:r>
         <w:rPr>
-          <w:rFonts w:hint="default" w:ascii="Times New Roman" w:hAnsi="Times New Roman" w:cs="Times New Roman"/>
-          <w:color w:val="262626"/>
+          <w:rFonts w:ascii="Times New Roman" w:hAnsi="Times New Roman"/>
+          <w:sz w:val="28"/>
+          <w:szCs w:val="28"/>
+        </w:rPr>
+        <w:t>результатов</w:t>
+      </w:r>
+      <w:r>
+        <w:rPr>
+          <w:rFonts w:ascii="Times New Roman" w:hAnsi="Times New Roman"/>
           <w:sz w:val="28"/>
           <w:szCs w:val="28"/>
           <w:lang w:val="en-US"/>
         </w:rPr>
-      </w:pPr>
-      <w:r>
-        <w:rPr>
-          <w:rFonts w:hint="default" w:ascii="Times New Roman" w:hAnsi="Times New Roman" w:cs="Times New Roman"/>
-          <w:color w:val="262626"/>
-          <w:sz w:val="28"/>
-          <w:szCs w:val="28"/>
-          <w:lang w:val="en-US"/>
-        </w:rPr>
-        <w:t xml:space="preserve">        {</w:t>
-      </w:r>
-    </w:p>
-    <w:p>
-      <w:pPr>
-        <w:keepNext w:val="0"/>
-        <w:keepLines w:val="0"/>
-        <w:pageBreakBefore w:val="0"/>
-        <w:widowControl/>
-        <w:kinsoku/>
-        <w:wordWrap/>
-        <w:overflowPunct/>
-        <w:topLinePunct w:val="0"/>
-        <w:autoSpaceDE w:val="0"/>
-        <w:autoSpaceDN w:val="0"/>
-        <w:bidi w:val="0"/>
-        <w:adjustRightInd w:val="0"/>
-        <w:snapToGrid/>
-        <w:spacing w:after="0" w:line="240" w:lineRule="auto"/>
-        <w:ind w:firstLine="350" w:firstLineChars="125"/>
-        <w:textAlignment w:val="auto"/>
-        <w:rPr>
-          <w:rFonts w:hint="default" w:ascii="Times New Roman" w:hAnsi="Times New Roman" w:cs="Times New Roman"/>
-          <w:color w:val="262626"/>
-          <w:sz w:val="28"/>
-          <w:szCs w:val="28"/>
-          <w:lang w:val="en-US"/>
-        </w:rPr>
-      </w:pPr>
-      <w:r>
-        <w:rPr>
-          <w:rFonts w:hint="default" w:ascii="Times New Roman" w:hAnsi="Times New Roman" w:cs="Times New Roman"/>
-          <w:color w:val="262626"/>
-          <w:sz w:val="28"/>
-          <w:szCs w:val="28"/>
-          <w:lang w:val="en-US"/>
-        </w:rPr>
-        <w:t xml:space="preserve">            if (instance == null)</w:t>
-      </w:r>
-    </w:p>
-    <w:p>
-      <w:pPr>
-        <w:keepNext w:val="0"/>
-        <w:keepLines w:val="0"/>
-        <w:pageBreakBefore w:val="0"/>
-        <w:widowControl/>
-        <w:kinsoku/>
-        <w:wordWrap/>
-        <w:overflowPunct/>
-        <w:topLinePunct w:val="0"/>
-        <w:autoSpaceDE w:val="0"/>
-        <w:autoSpaceDN w:val="0"/>
-        <w:bidi w:val="0"/>
-        <w:adjustRightInd w:val="0"/>
-        <w:snapToGrid/>
-        <w:spacing w:after="0" w:line="240" w:lineRule="auto"/>
-        <w:ind w:firstLine="350" w:firstLineChars="125"/>
-        <w:textAlignment w:val="auto"/>
-        <w:rPr>
-          <w:rFonts w:hint="default" w:ascii="Times New Roman" w:hAnsi="Times New Roman" w:cs="Times New Roman"/>
-          <w:color w:val="262626"/>
-          <w:sz w:val="28"/>
-          <w:szCs w:val="28"/>
-          <w:lang w:val="en-US"/>
-        </w:rPr>
-      </w:pPr>
-      <w:r>
-        <w:rPr>
-          <w:rFonts w:hint="default" w:ascii="Times New Roman" w:hAnsi="Times New Roman" w:cs="Times New Roman"/>
-          <w:color w:val="262626"/>
-          <w:sz w:val="28"/>
-          <w:szCs w:val="28"/>
-          <w:lang w:val="en-US"/>
-        </w:rPr>
-        <w:t xml:space="preserve">            {</w:t>
-      </w:r>
-    </w:p>
-    <w:p>
-      <w:pPr>
-        <w:keepNext w:val="0"/>
-        <w:keepLines w:val="0"/>
-        <w:pageBreakBefore w:val="0"/>
-        <w:widowControl/>
-        <w:kinsoku/>
-        <w:wordWrap/>
-        <w:overflowPunct/>
-        <w:topLinePunct w:val="0"/>
-        <w:autoSpaceDE w:val="0"/>
-        <w:autoSpaceDN w:val="0"/>
-        <w:bidi w:val="0"/>
-        <w:adjustRightInd w:val="0"/>
-        <w:snapToGrid/>
-        <w:spacing w:after="0" w:line="240" w:lineRule="auto"/>
-        <w:ind w:firstLine="350" w:firstLineChars="125"/>
-        <w:textAlignment w:val="auto"/>
-        <w:rPr>
-          <w:rFonts w:hint="default" w:ascii="Times New Roman" w:hAnsi="Times New Roman" w:cs="Times New Roman"/>
-          <w:color w:val="262626"/>
-          <w:sz w:val="28"/>
-          <w:szCs w:val="28"/>
-          <w:lang w:val="en-US"/>
-        </w:rPr>
-      </w:pPr>
-      <w:r>
-        <w:rPr>
-          <w:rFonts w:hint="default" w:ascii="Times New Roman" w:hAnsi="Times New Roman" w:cs="Times New Roman"/>
-          <w:color w:val="262626"/>
-          <w:sz w:val="28"/>
-          <w:szCs w:val="28"/>
-          <w:lang w:val="en-US"/>
-        </w:rPr>
-        <w:t xml:space="preserve">                instance = new SessionManager();</w:t>
-      </w:r>
-    </w:p>
-    <w:p>
-      <w:pPr>
-        <w:keepNext w:val="0"/>
-        <w:keepLines w:val="0"/>
-        <w:pageBreakBefore w:val="0"/>
-        <w:widowControl/>
-        <w:kinsoku/>
-        <w:wordWrap/>
-        <w:overflowPunct/>
-        <w:topLinePunct w:val="0"/>
-        <w:autoSpaceDE w:val="0"/>
-        <w:autoSpaceDN w:val="0"/>
-        <w:bidi w:val="0"/>
-        <w:adjustRightInd w:val="0"/>
-        <w:snapToGrid/>
-        <w:spacing w:after="0" w:line="240" w:lineRule="auto"/>
-        <w:ind w:firstLine="350" w:firstLineChars="125"/>
-        <w:textAlignment w:val="auto"/>
-        <w:rPr>
-          <w:rFonts w:hint="default" w:ascii="Times New Roman" w:hAnsi="Times New Roman" w:cs="Times New Roman"/>
-          <w:color w:val="262626"/>
-          <w:sz w:val="28"/>
-          <w:szCs w:val="28"/>
-          <w:lang w:val="en-US"/>
-        </w:rPr>
-      </w:pPr>
-      <w:r>
-        <w:rPr>
-          <w:rFonts w:hint="default" w:ascii="Times New Roman" w:hAnsi="Times New Roman" w:cs="Times New Roman"/>
-          <w:color w:val="262626"/>
-          <w:sz w:val="28"/>
-          <w:szCs w:val="28"/>
-          <w:lang w:val="en-US"/>
-        </w:rPr>
-        <w:t xml:space="preserve">            }</w:t>
-      </w:r>
-    </w:p>
-    <w:p>
-      <w:pPr>
-        <w:keepNext w:val="0"/>
-        <w:keepLines w:val="0"/>
-        <w:pageBreakBefore w:val="0"/>
-        <w:widowControl/>
-        <w:kinsoku/>
-        <w:wordWrap/>
-        <w:overflowPunct/>
-        <w:topLinePunct w:val="0"/>
-        <w:autoSpaceDE w:val="0"/>
-        <w:autoSpaceDN w:val="0"/>
-        <w:bidi w:val="0"/>
-        <w:adjustRightInd w:val="0"/>
-        <w:snapToGrid/>
-        <w:spacing w:after="0" w:line="240" w:lineRule="auto"/>
-        <w:ind w:firstLine="350" w:firstLineChars="125"/>
-        <w:textAlignment w:val="auto"/>
-        <w:rPr>
-          <w:rFonts w:hint="default" w:ascii="Times New Roman" w:hAnsi="Times New Roman" w:cs="Times New Roman"/>
-          <w:color w:val="262626"/>
-          <w:sz w:val="28"/>
-          <w:szCs w:val="28"/>
-          <w:lang w:val="en-US"/>
-        </w:rPr>
-      </w:pPr>
-      <w:r>
-        <w:rPr>
-          <w:rFonts w:hint="default" w:ascii="Times New Roman" w:hAnsi="Times New Roman" w:cs="Times New Roman"/>
-          <w:color w:val="262626"/>
-          <w:sz w:val="28"/>
-          <w:szCs w:val="28"/>
-          <w:lang w:val="en-US"/>
-        </w:rPr>
-        <w:t xml:space="preserve">            return instance;</w:t>
-      </w:r>
-    </w:p>
-    <w:p>
-      <w:pPr>
-        <w:keepNext w:val="0"/>
-        <w:keepLines w:val="0"/>
-        <w:pageBreakBefore w:val="0"/>
-        <w:widowControl/>
-        <w:kinsoku/>
-        <w:wordWrap/>
-        <w:overflowPunct/>
-        <w:topLinePunct w:val="0"/>
-        <w:autoSpaceDE w:val="0"/>
-        <w:autoSpaceDN w:val="0"/>
-        <w:bidi w:val="0"/>
-        <w:adjustRightInd w:val="0"/>
-        <w:snapToGrid/>
-        <w:spacing w:after="0" w:line="240" w:lineRule="auto"/>
-        <w:ind w:firstLine="350" w:firstLineChars="125"/>
-        <w:textAlignment w:val="auto"/>
-        <w:rPr>
-          <w:rFonts w:hint="default" w:ascii="Times New Roman" w:hAnsi="Times New Roman" w:cs="Times New Roman"/>
-          <w:color w:val="262626"/>
-          <w:sz w:val="28"/>
-          <w:szCs w:val="28"/>
-          <w:lang w:val="en-US"/>
-        </w:rPr>
-      </w:pPr>
-      <w:r>
-        <w:rPr>
-          <w:rFonts w:hint="default" w:ascii="Times New Roman" w:hAnsi="Times New Roman" w:cs="Times New Roman"/>
-          <w:color w:val="262626"/>
-          <w:sz w:val="28"/>
-          <w:szCs w:val="28"/>
-          <w:lang w:val="en-US"/>
-        </w:rPr>
-        <w:t xml:space="preserve">        }</w:t>
-      </w:r>
-    </w:p>
-    <w:p>
-      <w:pPr>
-        <w:keepNext w:val="0"/>
-        <w:keepLines w:val="0"/>
-        <w:pageBreakBefore w:val="0"/>
-        <w:widowControl/>
-        <w:kinsoku/>
-        <w:wordWrap/>
-        <w:overflowPunct/>
-        <w:topLinePunct w:val="0"/>
-        <w:autoSpaceDE w:val="0"/>
-        <w:autoSpaceDN w:val="0"/>
-        <w:bidi w:val="0"/>
-        <w:adjustRightInd w:val="0"/>
-        <w:snapToGrid/>
-        <w:spacing w:after="0" w:line="240" w:lineRule="auto"/>
-        <w:ind w:firstLine="350" w:firstLineChars="125"/>
-        <w:textAlignment w:val="auto"/>
-        <w:rPr>
-          <w:rFonts w:hint="default" w:ascii="Times New Roman" w:hAnsi="Times New Roman" w:cs="Times New Roman"/>
-          <w:color w:val="262626"/>
-          <w:sz w:val="28"/>
-          <w:szCs w:val="28"/>
-          <w:lang w:val="en-US"/>
-        </w:rPr>
-      </w:pPr>
-    </w:p>
-    <w:p>
-      <w:pPr>
-        <w:keepNext w:val="0"/>
-        <w:keepLines w:val="0"/>
-        <w:pageBreakBefore w:val="0"/>
-        <w:widowControl/>
-        <w:kinsoku/>
-        <w:wordWrap/>
-        <w:overflowPunct/>
-        <w:topLinePunct w:val="0"/>
-        <w:autoSpaceDE w:val="0"/>
-        <w:autoSpaceDN w:val="0"/>
-        <w:bidi w:val="0"/>
-        <w:adjustRightInd w:val="0"/>
-        <w:snapToGrid/>
-        <w:spacing w:after="0" w:line="240" w:lineRule="auto"/>
-        <w:ind w:firstLine="350" w:firstLineChars="125"/>
-        <w:textAlignment w:val="auto"/>
-        <w:rPr>
-          <w:rFonts w:hint="default" w:ascii="Times New Roman" w:hAnsi="Times New Roman" w:cs="Times New Roman"/>
-          <w:color w:val="262626"/>
-          <w:sz w:val="28"/>
-          <w:szCs w:val="28"/>
-          <w:lang w:val="en-US"/>
-        </w:rPr>
-      </w:pPr>
-      <w:r>
-        <w:rPr>
-          <w:rFonts w:hint="default" w:ascii="Times New Roman" w:hAnsi="Times New Roman" w:cs="Times New Roman"/>
-          <w:color w:val="262626"/>
-          <w:sz w:val="28"/>
-          <w:szCs w:val="28"/>
-          <w:lang w:val="en-US"/>
-        </w:rPr>
-        <w:t xml:space="preserve">        public void Login(string user)</w:t>
-      </w:r>
-    </w:p>
-    <w:p>
-      <w:pPr>
-        <w:keepNext w:val="0"/>
-        <w:keepLines w:val="0"/>
-        <w:pageBreakBefore w:val="0"/>
-        <w:widowControl/>
-        <w:kinsoku/>
-        <w:wordWrap/>
-        <w:overflowPunct/>
-        <w:topLinePunct w:val="0"/>
-        <w:autoSpaceDE w:val="0"/>
-        <w:autoSpaceDN w:val="0"/>
-        <w:bidi w:val="0"/>
-        <w:adjustRightInd w:val="0"/>
-        <w:snapToGrid/>
-        <w:spacing w:after="0" w:line="240" w:lineRule="auto"/>
-        <w:ind w:firstLine="350" w:firstLineChars="125"/>
-        <w:textAlignment w:val="auto"/>
-        <w:rPr>
-          <w:rFonts w:hint="default" w:ascii="Times New Roman" w:hAnsi="Times New Roman" w:cs="Times New Roman"/>
-          <w:color w:val="262626"/>
-          <w:sz w:val="28"/>
-          <w:szCs w:val="28"/>
-          <w:lang w:val="en-US"/>
-        </w:rPr>
-      </w:pPr>
-      <w:r>
-        <w:rPr>
-          <w:rFonts w:hint="default" w:ascii="Times New Roman" w:hAnsi="Times New Roman" w:cs="Times New Roman"/>
-          <w:color w:val="262626"/>
-          <w:sz w:val="28"/>
-          <w:szCs w:val="28"/>
-          <w:lang w:val="en-US"/>
-        </w:rPr>
-        <w:t xml:space="preserve">        {</w:t>
-      </w:r>
-    </w:p>
-    <w:p>
-      <w:pPr>
-        <w:keepNext w:val="0"/>
-        <w:keepLines w:val="0"/>
-        <w:pageBreakBefore w:val="0"/>
-        <w:widowControl/>
-        <w:kinsoku/>
-        <w:wordWrap/>
-        <w:overflowPunct/>
-        <w:topLinePunct w:val="0"/>
-        <w:autoSpaceDE w:val="0"/>
-        <w:autoSpaceDN w:val="0"/>
-        <w:bidi w:val="0"/>
-        <w:adjustRightInd w:val="0"/>
-        <w:snapToGrid/>
-        <w:spacing w:after="0" w:line="240" w:lineRule="auto"/>
-        <w:ind w:firstLine="350" w:firstLineChars="125"/>
-        <w:textAlignment w:val="auto"/>
-        <w:rPr>
-          <w:rFonts w:hint="default" w:ascii="Times New Roman" w:hAnsi="Times New Roman" w:cs="Times New Roman"/>
-          <w:color w:val="262626"/>
-          <w:sz w:val="28"/>
-          <w:szCs w:val="28"/>
-          <w:lang w:val="en-US"/>
-        </w:rPr>
-      </w:pPr>
-      <w:r>
-        <w:rPr>
-          <w:rFonts w:hint="default" w:ascii="Times New Roman" w:hAnsi="Times New Roman" w:cs="Times New Roman"/>
-          <w:color w:val="262626"/>
-          <w:sz w:val="28"/>
-          <w:szCs w:val="28"/>
-          <w:lang w:val="en-US"/>
-        </w:rPr>
-        <w:t xml:space="preserve">            currentUser = user;</w:t>
-      </w:r>
-    </w:p>
-    <w:p>
-      <w:pPr>
-        <w:keepNext w:val="0"/>
-        <w:keepLines w:val="0"/>
-        <w:pageBreakBefore w:val="0"/>
-        <w:widowControl/>
-        <w:kinsoku/>
-        <w:wordWrap/>
-        <w:overflowPunct/>
-        <w:topLinePunct w:val="0"/>
-        <w:autoSpaceDE w:val="0"/>
-        <w:autoSpaceDN w:val="0"/>
-        <w:bidi w:val="0"/>
-        <w:adjustRightInd w:val="0"/>
-        <w:snapToGrid/>
-        <w:spacing w:after="0" w:line="240" w:lineRule="auto"/>
-        <w:ind w:firstLine="350" w:firstLineChars="125"/>
-        <w:textAlignment w:val="auto"/>
-        <w:rPr>
-          <w:rFonts w:hint="default" w:ascii="Times New Roman" w:hAnsi="Times New Roman" w:cs="Times New Roman"/>
-          <w:color w:val="262626"/>
-          <w:sz w:val="28"/>
-          <w:szCs w:val="28"/>
-          <w:lang w:val="en-US"/>
-        </w:rPr>
-      </w:pPr>
-      <w:r>
-        <w:rPr>
-          <w:rFonts w:hint="default" w:ascii="Times New Roman" w:hAnsi="Times New Roman" w:cs="Times New Roman"/>
-          <w:color w:val="262626"/>
-          <w:sz w:val="28"/>
-          <w:szCs w:val="28"/>
-          <w:lang w:val="en-US"/>
-        </w:rPr>
-        <w:t xml:space="preserve">            Console.WriteLine("Пользователь вошел: " + currentUser);</w:t>
-      </w:r>
-    </w:p>
-    <w:p>
-      <w:pPr>
-        <w:keepNext w:val="0"/>
-        <w:keepLines w:val="0"/>
-        <w:pageBreakBefore w:val="0"/>
-        <w:widowControl/>
-        <w:kinsoku/>
-        <w:wordWrap/>
-        <w:overflowPunct/>
-        <w:topLinePunct w:val="0"/>
-        <w:autoSpaceDE w:val="0"/>
-        <w:autoSpaceDN w:val="0"/>
-        <w:bidi w:val="0"/>
-        <w:adjustRightInd w:val="0"/>
-        <w:snapToGrid/>
-        <w:spacing w:after="0" w:line="240" w:lineRule="auto"/>
-        <w:ind w:firstLine="350" w:firstLineChars="125"/>
-        <w:textAlignment w:val="auto"/>
-        <w:rPr>
-          <w:rFonts w:hint="default" w:ascii="Times New Roman" w:hAnsi="Times New Roman" w:cs="Times New Roman"/>
-          <w:color w:val="262626"/>
-          <w:sz w:val="28"/>
-          <w:szCs w:val="28"/>
-          <w:lang w:val="en-US"/>
-        </w:rPr>
-      </w:pPr>
-    </w:p>
-    <w:p>
-      <w:pPr>
-        <w:keepNext w:val="0"/>
-        <w:keepLines w:val="0"/>
-        <w:pageBreakBefore w:val="0"/>
-        <w:widowControl/>
-        <w:kinsoku/>
-        <w:wordWrap/>
-        <w:overflowPunct/>
-        <w:topLinePunct w:val="0"/>
-        <w:autoSpaceDE w:val="0"/>
-        <w:autoSpaceDN w:val="0"/>
-        <w:bidi w:val="0"/>
-        <w:adjustRightInd w:val="0"/>
-        <w:snapToGrid/>
-        <w:spacing w:after="0" w:line="240" w:lineRule="auto"/>
-        <w:ind w:firstLine="350" w:firstLineChars="125"/>
-        <w:textAlignment w:val="auto"/>
-        <w:rPr>
-          <w:rFonts w:hint="default" w:ascii="Times New Roman" w:hAnsi="Times New Roman" w:cs="Times New Roman"/>
-          <w:color w:val="262626"/>
-          <w:sz w:val="28"/>
-          <w:szCs w:val="28"/>
-          <w:lang w:val="en-US"/>
-        </w:rPr>
-      </w:pPr>
-    </w:p>
-    <w:p>
-      <w:pPr>
-        <w:keepNext w:val="0"/>
-        <w:keepLines w:val="0"/>
-        <w:pageBreakBefore w:val="0"/>
-        <w:widowControl/>
-        <w:kinsoku/>
-        <w:wordWrap/>
-        <w:overflowPunct/>
-        <w:topLinePunct w:val="0"/>
-        <w:autoSpaceDE w:val="0"/>
-        <w:autoSpaceDN w:val="0"/>
-        <w:bidi w:val="0"/>
-        <w:adjustRightInd w:val="0"/>
-        <w:snapToGrid/>
-        <w:spacing w:after="0" w:line="240" w:lineRule="auto"/>
-        <w:ind w:firstLine="350" w:firstLineChars="125"/>
-        <w:textAlignment w:val="auto"/>
-        <w:rPr>
-          <w:rFonts w:hint="default" w:ascii="Times New Roman" w:hAnsi="Times New Roman" w:cs="Times New Roman"/>
-          <w:color w:val="262626"/>
-          <w:sz w:val="28"/>
-          <w:szCs w:val="28"/>
-          <w:lang w:val="en-US"/>
-        </w:rPr>
-      </w:pPr>
-    </w:p>
-    <w:p>
-      <w:pPr>
-        <w:keepNext w:val="0"/>
-        <w:keepLines w:val="0"/>
-        <w:pageBreakBefore w:val="0"/>
-        <w:widowControl/>
-        <w:kinsoku/>
-        <w:wordWrap/>
-        <w:overflowPunct/>
-        <w:topLinePunct w:val="0"/>
-        <w:autoSpaceDE w:val="0"/>
-        <w:autoSpaceDN w:val="0"/>
-        <w:bidi w:val="0"/>
-        <w:adjustRightInd w:val="0"/>
-        <w:snapToGrid/>
-        <w:spacing w:after="0" w:line="240" w:lineRule="auto"/>
-        <w:ind w:firstLine="350" w:firstLineChars="125"/>
-        <w:textAlignment w:val="auto"/>
-        <w:rPr>
-          <w:rFonts w:hint="default" w:ascii="Times New Roman" w:hAnsi="Times New Roman" w:cs="Times New Roman"/>
-          <w:color w:val="262626"/>
-          <w:sz w:val="28"/>
-          <w:szCs w:val="28"/>
-          <w:lang w:val="en-US"/>
-        </w:rPr>
-      </w:pPr>
-    </w:p>
-    <w:p>
-      <w:pPr>
-        <w:keepNext w:val="0"/>
-        <w:keepLines w:val="0"/>
-        <w:pageBreakBefore w:val="0"/>
-        <w:widowControl/>
-        <w:kinsoku/>
-        <w:wordWrap/>
-        <w:overflowPunct/>
-        <w:topLinePunct w:val="0"/>
-        <w:autoSpaceDE w:val="0"/>
-        <w:autoSpaceDN w:val="0"/>
-        <w:bidi w:val="0"/>
-        <w:adjustRightInd w:val="0"/>
-        <w:snapToGrid/>
-        <w:spacing w:after="0" w:line="240" w:lineRule="auto"/>
-        <w:ind w:firstLine="350" w:firstLineChars="125"/>
-        <w:textAlignment w:val="auto"/>
-        <w:rPr>
-          <w:rFonts w:hint="default" w:ascii="Times New Roman" w:hAnsi="Times New Roman" w:cs="Times New Roman"/>
-          <w:color w:val="262626"/>
-          <w:sz w:val="28"/>
-          <w:szCs w:val="28"/>
-          <w:lang w:val="en-US"/>
-        </w:rPr>
-      </w:pPr>
-      <w:r>
-        <w:rPr>
-          <w:rFonts w:hint="default" w:ascii="Times New Roman" w:hAnsi="Times New Roman" w:cs="Times New Roman"/>
-          <w:color w:val="262626"/>
-          <w:sz w:val="28"/>
-          <w:szCs w:val="28"/>
-          <w:lang w:val="en-US"/>
-        </w:rPr>
-        <w:t xml:space="preserve">        }</w:t>
-      </w:r>
-    </w:p>
-    <w:p>
-      <w:pPr>
-        <w:keepNext w:val="0"/>
-        <w:keepLines w:val="0"/>
-        <w:pageBreakBefore w:val="0"/>
-        <w:widowControl/>
-        <w:kinsoku/>
-        <w:wordWrap/>
-        <w:overflowPunct/>
-        <w:topLinePunct w:val="0"/>
-        <w:autoSpaceDE w:val="0"/>
-        <w:autoSpaceDN w:val="0"/>
-        <w:bidi w:val="0"/>
-        <w:adjustRightInd w:val="0"/>
-        <w:snapToGrid/>
-        <w:spacing w:after="0" w:line="240" w:lineRule="auto"/>
-        <w:ind w:firstLine="350" w:firstLineChars="125"/>
-        <w:textAlignment w:val="auto"/>
-        <w:rPr>
-          <w:rFonts w:hint="default" w:ascii="Times New Roman" w:hAnsi="Times New Roman" w:cs="Times New Roman"/>
-          <w:color w:val="262626"/>
-          <w:sz w:val="28"/>
-          <w:szCs w:val="28"/>
-          <w:lang w:val="en-US"/>
-        </w:rPr>
-      </w:pPr>
-    </w:p>
-    <w:p>
-      <w:pPr>
-        <w:keepNext w:val="0"/>
-        <w:keepLines w:val="0"/>
-        <w:pageBreakBefore w:val="0"/>
-        <w:widowControl/>
-        <w:kinsoku/>
-        <w:wordWrap/>
-        <w:overflowPunct/>
-        <w:topLinePunct w:val="0"/>
-        <w:autoSpaceDE w:val="0"/>
-        <w:autoSpaceDN w:val="0"/>
-        <w:bidi w:val="0"/>
-        <w:adjustRightInd w:val="0"/>
-        <w:snapToGrid/>
-        <w:spacing w:after="0" w:line="240" w:lineRule="auto"/>
-        <w:ind w:firstLine="350" w:firstLineChars="125"/>
-        <w:textAlignment w:val="auto"/>
-        <w:rPr>
-          <w:rFonts w:hint="default" w:ascii="Times New Roman" w:hAnsi="Times New Roman" w:cs="Times New Roman"/>
-          <w:color w:val="262626"/>
-          <w:sz w:val="28"/>
-          <w:szCs w:val="28"/>
-          <w:lang w:val="en-US"/>
-        </w:rPr>
-      </w:pPr>
-      <w:r>
-        <w:rPr>
-          <w:rFonts w:hint="default" w:ascii="Times New Roman" w:hAnsi="Times New Roman" w:cs="Times New Roman"/>
-          <w:color w:val="262626"/>
-          <w:sz w:val="28"/>
-          <w:szCs w:val="28"/>
-          <w:lang w:val="en-US"/>
-        </w:rPr>
-        <w:t xml:space="preserve">        public void Logout()</w:t>
-      </w:r>
-    </w:p>
-    <w:p>
-      <w:pPr>
-        <w:keepNext w:val="0"/>
-        <w:keepLines w:val="0"/>
-        <w:pageBreakBefore w:val="0"/>
-        <w:widowControl/>
-        <w:kinsoku/>
-        <w:wordWrap/>
-        <w:overflowPunct/>
-        <w:topLinePunct w:val="0"/>
-        <w:autoSpaceDE w:val="0"/>
-        <w:autoSpaceDN w:val="0"/>
-        <w:bidi w:val="0"/>
-        <w:adjustRightInd w:val="0"/>
-        <w:snapToGrid/>
-        <w:spacing w:after="0" w:line="240" w:lineRule="auto"/>
-        <w:ind w:firstLine="350" w:firstLineChars="125"/>
-        <w:textAlignment w:val="auto"/>
-        <w:rPr>
-          <w:rFonts w:hint="default" w:ascii="Times New Roman" w:hAnsi="Times New Roman" w:cs="Times New Roman"/>
-          <w:color w:val="262626"/>
-          <w:sz w:val="28"/>
-          <w:szCs w:val="28"/>
-          <w:lang w:val="en-US"/>
-        </w:rPr>
-      </w:pPr>
-      <w:r>
-        <w:rPr>
-          <w:rFonts w:hint="default" w:ascii="Times New Roman" w:hAnsi="Times New Roman" w:cs="Times New Roman"/>
-          <w:color w:val="262626"/>
-          <w:sz w:val="28"/>
-          <w:szCs w:val="28"/>
-          <w:lang w:val="en-US"/>
-        </w:rPr>
-        <w:t xml:space="preserve">        {</w:t>
-      </w:r>
-    </w:p>
-    <w:p>
-      <w:pPr>
-        <w:keepNext w:val="0"/>
-        <w:keepLines w:val="0"/>
-        <w:pageBreakBefore w:val="0"/>
-        <w:widowControl/>
-        <w:kinsoku/>
-        <w:wordWrap/>
-        <w:overflowPunct/>
-        <w:topLinePunct w:val="0"/>
-        <w:autoSpaceDE w:val="0"/>
-        <w:autoSpaceDN w:val="0"/>
-        <w:bidi w:val="0"/>
-        <w:adjustRightInd w:val="0"/>
-        <w:snapToGrid/>
-        <w:spacing w:after="0" w:line="240" w:lineRule="auto"/>
-        <w:ind w:firstLine="350" w:firstLineChars="125"/>
-        <w:textAlignment w:val="auto"/>
-        <w:rPr>
-          <w:rFonts w:hint="default" w:ascii="Times New Roman" w:hAnsi="Times New Roman" w:cs="Times New Roman"/>
-          <w:color w:val="262626"/>
-          <w:sz w:val="28"/>
-          <w:szCs w:val="28"/>
-          <w:lang w:val="en-US"/>
-        </w:rPr>
-      </w:pPr>
-      <w:r>
-        <w:rPr>
-          <w:rFonts w:hint="default" w:ascii="Times New Roman" w:hAnsi="Times New Roman" w:cs="Times New Roman"/>
-          <w:color w:val="262626"/>
-          <w:sz w:val="28"/>
-          <w:szCs w:val="28"/>
-          <w:lang w:val="en-US"/>
-        </w:rPr>
-        <w:t xml:space="preserve">            Console.WriteLine("Пользователь " + currentUser + " вышел из системы");</w:t>
-      </w:r>
-    </w:p>
-    <w:p>
-      <w:pPr>
-        <w:keepNext w:val="0"/>
-        <w:keepLines w:val="0"/>
-        <w:pageBreakBefore w:val="0"/>
-        <w:widowControl/>
-        <w:kinsoku/>
-        <w:wordWrap/>
-        <w:overflowPunct/>
-        <w:topLinePunct w:val="0"/>
-        <w:autoSpaceDE w:val="0"/>
-        <w:autoSpaceDN w:val="0"/>
-        <w:bidi w:val="0"/>
-        <w:adjustRightInd w:val="0"/>
-        <w:snapToGrid/>
-        <w:spacing w:after="0" w:line="240" w:lineRule="auto"/>
-        <w:ind w:firstLine="350" w:firstLineChars="125"/>
-        <w:textAlignment w:val="auto"/>
-        <w:rPr>
-          <w:rFonts w:hint="default" w:ascii="Times New Roman" w:hAnsi="Times New Roman" w:cs="Times New Roman"/>
-          <w:color w:val="262626"/>
-          <w:sz w:val="28"/>
-          <w:szCs w:val="28"/>
-          <w:lang w:val="en-US"/>
-        </w:rPr>
-      </w:pPr>
-      <w:r>
-        <w:rPr>
-          <w:rFonts w:hint="default" w:ascii="Times New Roman" w:hAnsi="Times New Roman" w:cs="Times New Roman"/>
-          <w:color w:val="262626"/>
-          <w:sz w:val="28"/>
-          <w:szCs w:val="28"/>
-          <w:lang w:val="en-US"/>
-        </w:rPr>
-        <w:t xml:space="preserve">            currentUser = null;</w:t>
-      </w:r>
-    </w:p>
-    <w:p>
-      <w:pPr>
-        <w:keepNext w:val="0"/>
-        <w:keepLines w:val="0"/>
-        <w:pageBreakBefore w:val="0"/>
-        <w:widowControl/>
-        <w:kinsoku/>
-        <w:wordWrap/>
-        <w:overflowPunct/>
-        <w:topLinePunct w:val="0"/>
-        <w:autoSpaceDE w:val="0"/>
-        <w:autoSpaceDN w:val="0"/>
-        <w:bidi w:val="0"/>
-        <w:adjustRightInd w:val="0"/>
-        <w:snapToGrid/>
-        <w:spacing w:after="0" w:line="240" w:lineRule="auto"/>
-        <w:ind w:firstLine="350" w:firstLineChars="125"/>
-        <w:textAlignment w:val="auto"/>
-        <w:rPr>
-          <w:rFonts w:hint="default" w:ascii="Times New Roman" w:hAnsi="Times New Roman" w:cs="Times New Roman"/>
-          <w:color w:val="262626"/>
-          <w:sz w:val="28"/>
-          <w:szCs w:val="28"/>
-          <w:lang w:val="en-US"/>
-        </w:rPr>
-      </w:pPr>
-      <w:r>
-        <w:rPr>
-          <w:rFonts w:hint="default" w:ascii="Times New Roman" w:hAnsi="Times New Roman" w:cs="Times New Roman"/>
-          <w:color w:val="262626"/>
-          <w:sz w:val="28"/>
-          <w:szCs w:val="28"/>
-          <w:lang w:val="en-US"/>
-        </w:rPr>
-        <w:t xml:space="preserve">        }</w:t>
-      </w:r>
-    </w:p>
-    <w:p>
-      <w:pPr>
-        <w:keepNext w:val="0"/>
-        <w:keepLines w:val="0"/>
-        <w:pageBreakBefore w:val="0"/>
-        <w:widowControl/>
-        <w:kinsoku/>
-        <w:wordWrap/>
-        <w:overflowPunct/>
-        <w:topLinePunct w:val="0"/>
-        <w:autoSpaceDE w:val="0"/>
-        <w:autoSpaceDN w:val="0"/>
-        <w:bidi w:val="0"/>
-        <w:adjustRightInd w:val="0"/>
-        <w:snapToGrid/>
-        <w:spacing w:after="0" w:line="240" w:lineRule="auto"/>
-        <w:ind w:firstLine="350" w:firstLineChars="125"/>
-        <w:textAlignment w:val="auto"/>
-        <w:rPr>
-          <w:rFonts w:hint="default" w:ascii="Times New Roman" w:hAnsi="Times New Roman" w:cs="Times New Roman"/>
-          <w:color w:val="262626"/>
-          <w:sz w:val="28"/>
-          <w:szCs w:val="28"/>
-          <w:lang w:val="en-US"/>
-        </w:rPr>
-      </w:pPr>
-    </w:p>
-    <w:p>
-      <w:pPr>
-        <w:keepNext w:val="0"/>
-        <w:keepLines w:val="0"/>
-        <w:pageBreakBefore w:val="0"/>
-        <w:widowControl/>
-        <w:kinsoku/>
-        <w:wordWrap/>
-        <w:overflowPunct/>
-        <w:topLinePunct w:val="0"/>
-        <w:autoSpaceDE w:val="0"/>
-        <w:autoSpaceDN w:val="0"/>
-        <w:bidi w:val="0"/>
-        <w:adjustRightInd w:val="0"/>
-        <w:snapToGrid/>
-        <w:spacing w:after="0" w:line="240" w:lineRule="auto"/>
-        <w:ind w:firstLine="350" w:firstLineChars="125"/>
-        <w:textAlignment w:val="auto"/>
-        <w:rPr>
-          <w:rFonts w:hint="default" w:ascii="Times New Roman" w:hAnsi="Times New Roman" w:cs="Times New Roman"/>
-          <w:color w:val="262626"/>
-          <w:sz w:val="28"/>
-          <w:szCs w:val="28"/>
-          <w:lang w:val="en-US"/>
-        </w:rPr>
-      </w:pPr>
-      <w:r>
-        <w:rPr>
-          <w:rFonts w:hint="default" w:ascii="Times New Roman" w:hAnsi="Times New Roman" w:cs="Times New Roman"/>
-          <w:color w:val="262626"/>
-          <w:sz w:val="28"/>
-          <w:szCs w:val="28"/>
-          <w:lang w:val="en-US"/>
-        </w:rPr>
-        <w:t xml:space="preserve">        public string GetCurrentUser()</w:t>
-      </w:r>
-    </w:p>
-    <w:p>
-      <w:pPr>
-        <w:keepNext w:val="0"/>
-        <w:keepLines w:val="0"/>
-        <w:pageBreakBefore w:val="0"/>
-        <w:widowControl/>
-        <w:kinsoku/>
-        <w:wordWrap/>
-        <w:overflowPunct/>
-        <w:topLinePunct w:val="0"/>
-        <w:autoSpaceDE w:val="0"/>
-        <w:autoSpaceDN w:val="0"/>
-        <w:bidi w:val="0"/>
-        <w:adjustRightInd w:val="0"/>
-        <w:snapToGrid/>
-        <w:spacing w:after="0" w:line="240" w:lineRule="auto"/>
-        <w:ind w:firstLine="350" w:firstLineChars="125"/>
-        <w:textAlignment w:val="auto"/>
-        <w:rPr>
-          <w:rFonts w:hint="default" w:ascii="Times New Roman" w:hAnsi="Times New Roman" w:cs="Times New Roman"/>
-          <w:color w:val="262626"/>
-          <w:sz w:val="28"/>
-          <w:szCs w:val="28"/>
-          <w:lang w:val="en-US"/>
-        </w:rPr>
-      </w:pPr>
-      <w:r>
-        <w:rPr>
-          <w:rFonts w:hint="default" w:ascii="Times New Roman" w:hAnsi="Times New Roman" w:cs="Times New Roman"/>
-          <w:color w:val="262626"/>
-          <w:sz w:val="28"/>
-          <w:szCs w:val="28"/>
-          <w:lang w:val="en-US"/>
-        </w:rPr>
-        <w:t xml:space="preserve">        {</w:t>
-      </w:r>
-    </w:p>
-    <w:p>
-      <w:pPr>
-        <w:keepNext w:val="0"/>
-        <w:keepLines w:val="0"/>
-        <w:pageBreakBefore w:val="0"/>
-        <w:widowControl/>
-        <w:kinsoku/>
-        <w:wordWrap/>
-        <w:overflowPunct/>
-        <w:topLinePunct w:val="0"/>
-        <w:autoSpaceDE w:val="0"/>
-        <w:autoSpaceDN w:val="0"/>
-        <w:bidi w:val="0"/>
-        <w:adjustRightInd w:val="0"/>
-        <w:snapToGrid/>
-        <w:spacing w:after="0" w:line="240" w:lineRule="auto"/>
-        <w:ind w:firstLine="350" w:firstLineChars="125"/>
-        <w:textAlignment w:val="auto"/>
-        <w:rPr>
-          <w:rFonts w:hint="default" w:ascii="Times New Roman" w:hAnsi="Times New Roman" w:cs="Times New Roman"/>
-          <w:color w:val="262626"/>
-          <w:sz w:val="28"/>
-          <w:szCs w:val="28"/>
-          <w:lang w:val="en-US"/>
-        </w:rPr>
-      </w:pPr>
-      <w:r>
-        <w:rPr>
-          <w:rFonts w:hint="default" w:ascii="Times New Roman" w:hAnsi="Times New Roman" w:cs="Times New Roman"/>
-          <w:color w:val="262626"/>
-          <w:sz w:val="28"/>
-          <w:szCs w:val="28"/>
-          <w:lang w:val="en-US"/>
-        </w:rPr>
-        <w:t xml:space="preserve">            return currentUser;</w:t>
-      </w:r>
-    </w:p>
-    <w:p>
-      <w:pPr>
-        <w:keepNext w:val="0"/>
-        <w:keepLines w:val="0"/>
-        <w:pageBreakBefore w:val="0"/>
-        <w:widowControl/>
-        <w:kinsoku/>
-        <w:wordWrap/>
-        <w:overflowPunct/>
-        <w:topLinePunct w:val="0"/>
-        <w:autoSpaceDE w:val="0"/>
-        <w:autoSpaceDN w:val="0"/>
-        <w:bidi w:val="0"/>
-        <w:adjustRightInd w:val="0"/>
-        <w:snapToGrid/>
-        <w:spacing w:after="0" w:line="240" w:lineRule="auto"/>
-        <w:ind w:firstLine="350" w:firstLineChars="125"/>
-        <w:textAlignment w:val="auto"/>
-        <w:rPr>
-          <w:rFonts w:hint="default" w:ascii="Times New Roman" w:hAnsi="Times New Roman" w:cs="Times New Roman"/>
-          <w:color w:val="262626"/>
-          <w:sz w:val="28"/>
-          <w:szCs w:val="28"/>
-          <w:lang w:val="en-US"/>
-        </w:rPr>
-      </w:pPr>
-      <w:r>
-        <w:rPr>
-          <w:rFonts w:hint="default" w:ascii="Times New Roman" w:hAnsi="Times New Roman" w:cs="Times New Roman"/>
-          <w:color w:val="262626"/>
-          <w:sz w:val="28"/>
-          <w:szCs w:val="28"/>
-          <w:lang w:val="en-US"/>
-        </w:rPr>
-        <w:t xml:space="preserve">        }</w:t>
-      </w:r>
-    </w:p>
-    <w:p>
-      <w:pPr>
-        <w:keepNext w:val="0"/>
-        <w:keepLines w:val="0"/>
-        <w:pageBreakBefore w:val="0"/>
-        <w:widowControl/>
-        <w:kinsoku/>
-        <w:wordWrap/>
-        <w:overflowPunct/>
-        <w:topLinePunct w:val="0"/>
-        <w:autoSpaceDE w:val="0"/>
-        <w:autoSpaceDN w:val="0"/>
-        <w:bidi w:val="0"/>
-        <w:adjustRightInd w:val="0"/>
-        <w:snapToGrid/>
-        <w:spacing w:after="0" w:line="240" w:lineRule="auto"/>
-        <w:ind w:firstLine="350" w:firstLineChars="125"/>
-        <w:textAlignment w:val="auto"/>
-        <w:rPr>
-          <w:rFonts w:hint="default" w:ascii="Times New Roman" w:hAnsi="Times New Roman" w:cs="Times New Roman"/>
-          <w:color w:val="262626"/>
-          <w:sz w:val="28"/>
-          <w:szCs w:val="28"/>
-          <w:lang w:val="en-US"/>
-        </w:rPr>
-      </w:pPr>
-      <w:r>
-        <w:rPr>
-          <w:rFonts w:hint="default" w:ascii="Times New Roman" w:hAnsi="Times New Roman" w:cs="Times New Roman"/>
-          <w:color w:val="262626"/>
-          <w:sz w:val="28"/>
-          <w:szCs w:val="28"/>
-          <w:lang w:val="en-US"/>
-        </w:rPr>
-        <w:t xml:space="preserve">    }</w:t>
-      </w:r>
-    </w:p>
-    <w:p>
-      <w:pPr>
-        <w:keepNext w:val="0"/>
-        <w:keepLines w:val="0"/>
-        <w:pageBreakBefore w:val="0"/>
-        <w:widowControl/>
-        <w:kinsoku/>
-        <w:wordWrap/>
-        <w:overflowPunct/>
-        <w:topLinePunct w:val="0"/>
-        <w:autoSpaceDE w:val="0"/>
-        <w:autoSpaceDN w:val="0"/>
-        <w:bidi w:val="0"/>
-        <w:adjustRightInd w:val="0"/>
-        <w:snapToGrid/>
-        <w:spacing w:after="0" w:line="240" w:lineRule="auto"/>
-        <w:ind w:firstLine="350" w:firstLineChars="125"/>
-        <w:textAlignment w:val="auto"/>
-        <w:rPr>
-          <w:rFonts w:hint="default" w:ascii="Times New Roman" w:hAnsi="Times New Roman" w:cs="Times New Roman"/>
-          <w:color w:val="262626"/>
-          <w:sz w:val="28"/>
-          <w:szCs w:val="28"/>
-          <w:lang w:val="en-US"/>
-        </w:rPr>
-      </w:pPr>
-      <w:r>
-        <w:rPr>
-          <w:rFonts w:hint="default" w:ascii="Times New Roman" w:hAnsi="Times New Roman" w:cs="Times New Roman"/>
-          <w:color w:val="262626"/>
-          <w:sz w:val="28"/>
-          <w:szCs w:val="28"/>
-          <w:lang w:val="en-US"/>
-        </w:rPr>
-        <w:t>}</w:t>
+        <w:t>:</w:t>
       </w:r>
     </w:p>
     <w:p>
@@ -1771,7 +1011,7 @@
           <w:szCs w:val="28"/>
           <w:lang w:val="ru-RU"/>
         </w:rPr>
-        <w:t>10</w:t>
+        <w:t>11</w:t>
       </w:r>
       <w:r>
         <w:rPr>
@@ -1930,25 +1170,7 @@
                 <w:szCs w:val="28"/>
                 <w:lang w:val="ru-RU"/>
               </w:rPr>
-              <w:t>Пользователь вошел</w:t>
-            </w:r>
-            <w:r>
-              <w:rPr>
-                <w:rFonts w:hint="default" w:ascii="Times New Roman" w:hAnsi="Times New Roman"/>
-                <w:sz w:val="28"/>
-                <w:szCs w:val="28"/>
-                <w:lang w:val="en-US"/>
-              </w:rPr>
-              <w:t xml:space="preserve">:: </w:t>
-            </w:r>
-            <w:r>
-              <w:rPr>
-                <w:rFonts w:hint="default" w:ascii="Times New Roman" w:hAnsi="Times New Roman"/>
-                <w:sz w:val="28"/>
-                <w:szCs w:val="28"/>
-                <w:lang w:val="ru-RU"/>
-              </w:rPr>
-              <w:t>Иван</w:t>
+              <w:t>[Email] Обычное письмо</w:t>
             </w:r>
           </w:p>
           <w:p>
@@ -1968,143 +1190,12 @@
                 <w:szCs w:val="28"/>
                 <w:lang w:val="ru-RU"/>
               </w:rPr>
-              <w:t>Текущий пользователь в системе</w:t>
-            </w:r>
-            <w:r>
-              <w:rPr>
-                <w:rFonts w:hint="default" w:ascii="Times New Roman" w:hAnsi="Times New Roman"/>
-                <w:sz w:val="28"/>
-                <w:szCs w:val="28"/>
-                <w:lang w:val="en-US"/>
-              </w:rPr>
-              <w:t xml:space="preserve">: </w:t>
-            </w:r>
-            <w:r>
-              <w:rPr>
-                <w:rFonts w:hint="default" w:ascii="Times New Roman" w:hAnsi="Times New Roman"/>
-                <w:sz w:val="28"/>
-                <w:szCs w:val="28"/>
-                <w:lang w:val="ru-RU"/>
-              </w:rPr>
-              <w:t>Иван</w:t>
-            </w:r>
-          </w:p>
-          <w:p>
-            <w:pPr>
-              <w:spacing w:after="0" w:line="240" w:lineRule="auto"/>
-              <w:rPr>
-                <w:rFonts w:hint="default" w:ascii="Times New Roman" w:hAnsi="Times New Roman"/>
-                <w:sz w:val="28"/>
-                <w:szCs w:val="28"/>
-                <w:lang w:val="ru-RU"/>
-              </w:rPr>
-            </w:pPr>
-            <w:r>
-              <w:rPr>
-                <w:rFonts w:hint="default" w:ascii="Times New Roman" w:hAnsi="Times New Roman"/>
-                <w:sz w:val="28"/>
-                <w:szCs w:val="28"/>
-                <w:lang w:val="ru-RU"/>
-              </w:rPr>
-              <w:t>Пользователь Иван вышел из системы</w:t>
-            </w:r>
-          </w:p>
-          <w:p>
-            <w:pPr>
-              <w:spacing w:after="0" w:line="240" w:lineRule="auto"/>
-              <w:rPr>
-                <w:rFonts w:hint="default" w:ascii="Times New Roman" w:hAnsi="Times New Roman"/>
-                <w:sz w:val="28"/>
-                <w:szCs w:val="28"/>
-                <w:lang w:val="ru-RU"/>
-              </w:rPr>
-            </w:pPr>
-            <w:r>
-              <w:rPr>
-                <w:rFonts w:hint="default" w:ascii="Times New Roman" w:hAnsi="Times New Roman"/>
-                <w:sz w:val="28"/>
-                <w:szCs w:val="28"/>
-                <w:lang w:val="ru-RU"/>
-              </w:rPr>
-              <w:t>Сессия пуста</w:t>
+              <w:t>[SMS] &lt;Encrypted&gt;Зашифрованное SMS&lt;/Encrypted&gt;</w:t>
             </w:r>
           </w:p>
         </w:tc>
       </w:tr>
     </w:tbl>
-    <w:p>
-      <w:pPr>
-        <w:keepNext w:val="0"/>
-        <w:keepLines w:val="0"/>
-        <w:pageBreakBefore w:val="0"/>
-        <w:widowControl/>
-        <w:kinsoku/>
-        <w:wordWrap/>
-        <w:overflowPunct/>
-        <w:topLinePunct w:val="0"/>
-        <w:autoSpaceDE w:val="0"/>
-        <w:autoSpaceDN w:val="0"/>
-        <w:bidi w:val="0"/>
-        <w:adjustRightInd w:val="0"/>
-        <w:snapToGrid/>
-        <w:spacing w:after="0" w:line="240" w:lineRule="auto"/>
-        <w:ind w:firstLine="350" w:firstLineChars="125"/>
-        <w:textAlignment w:val="auto"/>
-        <w:rPr>
-          <w:rFonts w:hint="default" w:ascii="Times New Roman" w:hAnsi="Times New Roman" w:cs="Times New Roman"/>
-          <w:color w:val="262626"/>
-          <w:sz w:val="28"/>
-          <w:szCs w:val="28"/>
-          <w:lang w:val="en-US"/>
-        </w:rPr>
-      </w:pPr>
-    </w:p>
-    <w:p>
-      <w:pPr>
-        <w:spacing w:line="240" w:lineRule="auto"/>
-        <w:ind w:firstLine="567"/>
-        <w:rPr>
-          <w:rFonts w:ascii="Times New Roman" w:hAnsi="Times New Roman"/>
-          <w:sz w:val="28"/>
-          <w:szCs w:val="28"/>
-          <w:lang w:val="en-US"/>
-        </w:rPr>
-      </w:pPr>
-      <w:r>
-        <w:rPr>
-          <w:rFonts w:ascii="Times New Roman" w:hAnsi="Times New Roman"/>
-          <w:sz w:val="28"/>
-          <w:szCs w:val="28"/>
-        </w:rPr>
-        <w:t>Анализ</w:t>
-      </w:r>
-      <w:r>
-        <w:rPr>
-          <w:rFonts w:ascii="Times New Roman" w:hAnsi="Times New Roman"/>
-          <w:sz w:val="28"/>
-          <w:szCs w:val="28"/>
-          <w:lang w:val="en-US"/>
-        </w:rPr>
-        <w:t xml:space="preserve"> </w:t>
-      </w:r>
-      <w:r>
-        <w:rPr>
-          <w:rFonts w:ascii="Times New Roman" w:hAnsi="Times New Roman"/>
-          <w:sz w:val="28"/>
-          <w:szCs w:val="28"/>
-        </w:rPr>
-        <w:t>результатов</w:t>
-      </w:r>
-      <w:r>
-        <w:rPr>
-          <w:rFonts w:ascii="Times New Roman" w:hAnsi="Times New Roman"/>
-          <w:sz w:val="28"/>
-          <w:szCs w:val="28"/>
-          <w:lang w:val="en-US"/>
-        </w:rPr>
-        <w:t>:</w:t>
-      </w:r>
-    </w:p>
     <w:p>
       <w:pPr>
         <w:spacing w:after="0" w:line="240" w:lineRule="auto"/>
@@ -2114,52 +1205,8 @@
           <w:rFonts w:ascii="Times New Roman" w:hAnsi="Times New Roman"/>
           <w:sz w:val="28"/>
           <w:szCs w:val="28"/>
-          <w:lang w:val="en-US"/>
         </w:rPr>
       </w:pPr>
-      <w:r>
-        <w:drawing>
-          <wp:inline distT="0" distB="0" distL="114300" distR="114300">
-            <wp:extent cx="3248025" cy="695325"/>
-            <wp:effectExtent l="0" t="0" r="9525" b="9525"/>
-            <wp:docPr id="66" name="Изображение 2"/>
-            <wp:cNvGraphicFramePr>
-              <a:graphicFrameLocks xmlns:a="http://schemas.openxmlformats.org/drawingml/2006/main" noChangeAspect="1"/>
-            </wp:cNvGraphicFramePr>
-            <a:graphic xmlns:a="http://schemas.openxmlformats.org/drawingml/2006/main">
-              <a:graphicData uri="http://schemas.openxmlformats.org/drawingml/2006/picture">
-                <pic:pic xmlns:pic="http://schemas.openxmlformats.org/drawingml/2006/picture">
-                  <pic:nvPicPr>
-                    <pic:cNvPr id="66" name="Изображение 2"/>
-                    <pic:cNvPicPr>
-                      <a:picLocks noChangeAspect="1"/>
-                    </pic:cNvPicPr>
-                  </pic:nvPicPr>
-                  <pic:blipFill>
-                    <a:blip r:embed="rId12"/>
-                    <a:stretch>
-                      <a:fillRect/>
-                    </a:stretch>
-                  </pic:blipFill>
-                  <pic:spPr>
-                    <a:xfrm>
-                      <a:off x="0" y="0"/>
-                      <a:ext cx="3248025" cy="695325"/>
-                    </a:xfrm>
-                    <a:prstGeom prst="rect">
-                      <a:avLst/>
-                    </a:prstGeom>
-                    <a:noFill/>
-                    <a:ln>
-                      <a:noFill/>
-                    </a:ln>
-                  </pic:spPr>
-                </pic:pic>
-              </a:graphicData>
-            </a:graphic>
-          </wp:inline>
-        </w:drawing>
-      </w:r>
     </w:p>
     <w:p>
       <w:pPr>
@@ -2177,15 +1224,68 @@
           <w:sz w:val="28"/>
           <w:szCs w:val="28"/>
         </w:rPr>
-        <w:t>Рисунок 10.1 – Результат работы программы</w:t>
+        <w:t>Рисунок 11.1 – Результат работы программы</w:t>
+      </w:r>
+    </w:p>
+    <w:p>
+      <w:pPr>
+        <w:spacing w:after="0" w:line="360" w:lineRule="auto"/>
+        <w:jc w:val="center"/>
+        <w:rPr>
+          <w:rFonts w:ascii="Times New Roman" w:hAnsi="Times New Roman"/>
+          <w:sz w:val="28"/>
+          <w:szCs w:val="28"/>
+        </w:rPr>
+      </w:pPr>
+      <w:r>
+        <w:drawing>
+          <wp:inline distT="0" distB="0" distL="114300" distR="114300">
+            <wp:extent cx="3676650" cy="447675"/>
+            <wp:effectExtent l="0" t="0" r="0" b="9525"/>
+            <wp:docPr id="66" name="Изображение 2"/>
+            <wp:cNvGraphicFramePr>
+              <a:graphicFrameLocks xmlns:a="http://schemas.openxmlformats.org/drawingml/2006/main" noChangeAspect="1"/>
+            </wp:cNvGraphicFramePr>
+            <a:graphic xmlns:a="http://schemas.openxmlformats.org/drawingml/2006/main">
+              <a:graphicData uri="http://schemas.openxmlformats.org/drawingml/2006/picture">
+                <pic:pic xmlns:pic="http://schemas.openxmlformats.org/drawingml/2006/picture">
+                  <pic:nvPicPr>
+                    <pic:cNvPr id="66" name="Изображение 2"/>
+                    <pic:cNvPicPr>
+                      <a:picLocks noChangeAspect="1"/>
+                    </pic:cNvPicPr>
+                  </pic:nvPicPr>
+                  <pic:blipFill>
+                    <a:blip r:embed="rId11"/>
+                    <a:stretch>
+                      <a:fillRect/>
+                    </a:stretch>
+                  </pic:blipFill>
+                  <pic:spPr>
+                    <a:xfrm>
+                      <a:off x="0" y="0"/>
+                      <a:ext cx="3676650" cy="447675"/>
+                    </a:xfrm>
+                    <a:prstGeom prst="rect">
+                      <a:avLst/>
+                    </a:prstGeom>
+                    <a:noFill/>
+                    <a:ln>
+                      <a:noFill/>
+                    </a:ln>
+                  </pic:spPr>
+                </pic:pic>
+              </a:graphicData>
+            </a:graphic>
+          </wp:inline>
+        </w:drawing>
       </w:r>
     </w:p>
     <w:sectPr>
-      <w:headerReference r:id="rId6" w:type="first"/>
-      <w:footerReference r:id="rId9" w:type="first"/>
-      <w:headerReference r:id="rId5" w:type="default"/>
-      <w:footerReference r:id="rId7" w:type="default"/>
-      <w:footerReference r:id="rId8" w:type="even"/>
+      <w:headerReference r:id="rId5" w:type="first"/>
+      <w:footerReference r:id="rId8" w:type="first"/>
+      <w:footerReference r:id="rId6" w:type="default"/>
+      <w:footerReference r:id="rId7" w:type="even"/>
       <w:pgSz w:w="11906" w:h="16838"/>
       <w:pgMar w:top="851" w:right="567" w:bottom="1560" w:left="1418" w:header="454" w:footer="397" w:gutter="0"/>
       <w:pgNumType w:start="39"/>
@@ -2513,7 +1613,24 @@
                               <w:sz w:val="28"/>
                               <w:szCs w:val="28"/>
                             </w:rPr>
-                            <w:t>.25.</w:t>
+                            <w:t>.2</w:t>
+                          </w:r>
+                          <w:r>
+                            <w:rPr>
+                              <w:rFonts w:hint="default" w:ascii="Times New Roman" w:hAnsi="Times New Roman" w:cs="Times New Roman"/>
+                              <w:sz w:val="28"/>
+                              <w:szCs w:val="28"/>
+                              <w:lang w:val="ru-RU"/>
+                            </w:rPr>
+                            <w:t>6</w:t>
+                          </w:r>
+                          <w:r>
+                            <w:rPr>
+                              <w:rFonts w:hint="default" w:ascii="Times New Roman" w:hAnsi="Times New Roman" w:cs="Times New Roman"/>
+                              <w:sz w:val="28"/>
+                              <w:szCs w:val="28"/>
+                            </w:rPr>
+                            <w:t>.</w:t>
                           </w:r>
                           <w:r>
                             <w:rPr>
@@ -2528,29 +1645,10 @@
                         <w:p>
                           <w:pPr>
                             <w:rPr>
-                              <w:rFonts w:ascii="Times New Roman" w:hAnsi="Times New Roman"/>
-                              <w:sz w:val="32"/>
-                              <w:szCs w:val="32"/>
+                              <w:szCs w:val="48"/>
                             </w:rPr>
                           </w:pPr>
                         </w:p>
-                        <w:p>
-                          <w:pPr>
-                            <w:jc w:val="center"/>
-                            <w:rPr>
-                              <w:i/>
-                              <w:sz w:val="28"/>
-                              <w:szCs w:val="28"/>
-                            </w:rPr>
-                          </w:pPr>
-                        </w:p>
-                        <w:p/>
-                        <w:p/>
-                        <w:p/>
-                        <w:p/>
-                        <w:p/>
-                        <w:p/>
-                        <w:p/>
                       </w:txbxContent>
                     </wps:txbx>
                     <wps:bodyPr rot="0" vert="horz" wrap="square" lIns="0" tIns="0" rIns="0" bIns="0" anchor="t" anchorCtr="0" upright="1">
@@ -2623,7 +1721,24 @@
                         <w:sz w:val="28"/>
                         <w:szCs w:val="28"/>
                       </w:rPr>
-                      <w:t>.25.</w:t>
+                      <w:t>.2</w:t>
+                    </w:r>
+                    <w:r>
+                      <w:rPr>
+                        <w:rFonts w:hint="default" w:ascii="Times New Roman" w:hAnsi="Times New Roman" w:cs="Times New Roman"/>
+                        <w:sz w:val="28"/>
+                        <w:szCs w:val="28"/>
+                        <w:lang w:val="ru-RU"/>
+                      </w:rPr>
+                      <w:t>6</w:t>
+                    </w:r>
+                    <w:r>
+                      <w:rPr>
+                        <w:rFonts w:hint="default" w:ascii="Times New Roman" w:hAnsi="Times New Roman" w:cs="Times New Roman"/>
+                        <w:sz w:val="28"/>
+                        <w:szCs w:val="28"/>
+                      </w:rPr>
+                      <w:t>.</w:t>
                     </w:r>
                     <w:r>
                       <w:rPr>
@@ -2638,29 +1753,10 @@
                   <w:p>
                     <w:pPr>
                       <w:rPr>
-                        <w:rFonts w:ascii="Times New Roman" w:hAnsi="Times New Roman"/>
-                        <w:sz w:val="32"/>
-                        <w:szCs w:val="32"/>
+                        <w:szCs w:val="48"/>
                       </w:rPr>
                     </w:pPr>
                   </w:p>
-                  <w:p>
-                    <w:pPr>
-                      <w:jc w:val="center"/>
-                      <w:rPr>
-                        <w:i/>
-                        <w:sz w:val="28"/>
-                        <w:szCs w:val="28"/>
-                      </w:rPr>
-                    </w:pPr>
-                  </w:p>
-                  <w:p/>
-                  <w:p/>
-                  <w:p/>
-                  <w:p/>
-                  <w:p/>
-                  <w:p/>
-                  <w:p/>
                 </w:txbxContent>
               </v:textbox>
             </v:shape>
@@ -4269,13 +3365,13 @@
             <wp:anchor distT="0" distB="0" distL="114300" distR="114300" simplePos="0" relativeHeight="251714560" behindDoc="0" locked="0" layoutInCell="1" allowOverlap="1">
               <wp:simplePos x="0" y="0"/>
               <wp:positionH relativeFrom="column">
-                <wp:posOffset>2143125</wp:posOffset>
+                <wp:posOffset>2226945</wp:posOffset>
               </wp:positionH>
               <wp:positionV relativeFrom="paragraph">
-                <wp:posOffset>-415290</wp:posOffset>
+                <wp:posOffset>-406400</wp:posOffset>
               </wp:positionV>
-              <wp:extent cx="2623820" cy="1045210"/>
-              <wp:effectExtent l="0" t="0" r="5080" b="9525"/>
+              <wp:extent cx="2450465" cy="1045210"/>
+              <wp:effectExtent l="0" t="0" r="635" b="9525"/>
               <wp:wrapNone/>
               <wp:docPr id="40" name="Text Box 102"/>
               <wp:cNvGraphicFramePr/>
@@ -4288,7 +3384,7 @@
                     <wps:spPr bwMode="auto">
                       <a:xfrm>
                         <a:off x="0" y="0"/>
-                        <a:ext cx="2624137" cy="1045028"/>
+                        <a:ext cx="2450556" cy="1045028"/>
                       </a:xfrm>
                       <a:prstGeom prst="rect">
                         <a:avLst/>
@@ -4304,7 +3400,7 @@
                           <w:pPr>
                             <w:jc w:val="center"/>
                             <w:rPr>
-                              <w:rFonts w:hint="default" w:ascii="Times New Roman" w:hAnsi="Times New Roman" w:cs="Times New Roman"/>
+                              <w:rFonts w:hint="default"/>
                               <w:bCs/>
                               <w:sz w:val="28"/>
                               <w:szCs w:val="28"/>
@@ -4313,13 +3409,23 @@
                           </w:pPr>
                           <w:r>
                             <w:rPr>
-                              <w:rFonts w:hint="default" w:ascii="Times New Roman" w:hAnsi="Times New Roman" w:cs="Times New Roman"/>
+                              <w:rFonts w:ascii="Times New Roman" w:hAnsi="Times New Roman"/>
                               <w:bCs/>
                               <w:sz w:val="28"/>
                               <w:szCs w:val="28"/>
                               <w:lang w:val="ru-RU"/>
                             </w:rPr>
-                            <w:t>ПАТТЕРНЫ ПРОЕКТИРОВАНИЯ</w:t>
+                            <w:t>ПАТТЕРНЫ</w:t>
+                          </w:r>
+                          <w:r>
+                            <w:rPr>
+                              <w:rFonts w:hint="default" w:ascii="Times New Roman" w:hAnsi="Times New Roman"/>
+                              <w:bCs/>
+                              <w:sz w:val="28"/>
+                              <w:szCs w:val="28"/>
+                              <w:lang w:val="ru-RU"/>
+                            </w:rPr>
+                            <w:t xml:space="preserve"> ПРОЕКТИРОВАНИЯ</w:t>
                           </w:r>
                         </w:p>
                       </w:txbxContent>
@@ -4335,7 +3441,7 @@
         </mc:Choice>
         <mc:Fallback>
           <w:pict>
-            <v:shape id="Text Box 102" o:spid="_x0000_s1026" o:spt="202" type="#_x0000_t202" style="position:absolute;left:0pt;margin-left:168.75pt;margin-top:-32.7pt;height:82.3pt;width:206.6pt;z-index:251714560;mso-width-relative:page;mso-height-relative:page;" filled="f" stroked="f" coordsize="21600,21600" o:gfxdata="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">
+            <v:shape id="Text Box 102" o:spid="_x0000_s1026" o:spt="202" type="#_x0000_t202" style="position:absolute;left:0pt;margin-left:175.35pt;margin-top:-32pt;height:82.3pt;width:192.95pt;z-index:251714560;mso-width-relative:page;mso-height-relative:page;" filled="f" stroked="f" coordsize="21600,21600" o:gfxdata="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">
               <v:fill on="f" focussize="0,0"/>
               <v:stroke on="f"/>
               <v:imagedata o:title=""/>
@@ -4346,7 +3452,7 @@
                     <w:pPr>
                       <w:jc w:val="center"/>
                       <w:rPr>
-                        <w:rFonts w:hint="default" w:ascii="Times New Roman" w:hAnsi="Times New Roman" w:cs="Times New Roman"/>
+                        <w:rFonts w:hint="default"/>
                         <w:bCs/>
                         <w:sz w:val="28"/>
                         <w:szCs w:val="28"/>
@@ -4355,13 +3461,23 @@
                     </w:pPr>
                     <w:r>
                       <w:rPr>
-                        <w:rFonts w:hint="default" w:ascii="Times New Roman" w:hAnsi="Times New Roman" w:cs="Times New Roman"/>
+                        <w:rFonts w:ascii="Times New Roman" w:hAnsi="Times New Roman"/>
                         <w:bCs/>
                         <w:sz w:val="28"/>
                         <w:szCs w:val="28"/>
                         <w:lang w:val="ru-RU"/>
                       </w:rPr>
-                      <w:t>ПАТТЕРНЫ ПРОЕКТИРОВАНИЯ</w:t>
+                      <w:t>ПАТТЕРНЫ</w:t>
+                    </w:r>
+                    <w:r>
+                      <w:rPr>
+                        <w:rFonts w:hint="default" w:ascii="Times New Roman" w:hAnsi="Times New Roman"/>
+                        <w:bCs/>
+                        <w:sz w:val="28"/>
+                        <w:szCs w:val="28"/>
+                        <w:lang w:val="ru-RU"/>
+                      </w:rPr>
+                      <w:t xml:space="preserve"> ПРОЕКТИРОВАНИЯ</w:t>
                     </w:r>
                   </w:p>
                 </w:txbxContent>
@@ -4816,9 +3932,10 @@
                         <w:p>
                           <w:pPr>
                             <w:rPr>
-                              <w:rFonts w:ascii="Times New Roman" w:hAnsi="Times New Roman"/>
+                              <w:rFonts w:hint="default" w:ascii="Times New Roman" w:hAnsi="Times New Roman"/>
                               <w:sz w:val="16"/>
                               <w:szCs w:val="18"/>
+                              <w:lang w:val="ru-RU"/>
                             </w:rPr>
                           </w:pPr>
                           <w:r>
@@ -4826,10 +3943,21 @@
                               <w:rFonts w:ascii="Times New Roman" w:hAnsi="Times New Roman"/>
                               <w:sz w:val="15"/>
                               <w:szCs w:val="15"/>
-                            </w:rPr>
-                            <w:t>Толочко П.С.</w:t>
+                              <w:lang w:val="ru-RU"/>
+                            </w:rPr>
+                            <w:t>Новик</w:t>
+                          </w:r>
+                          <w:r>
+                            <w:rPr>
+                              <w:rFonts w:hint="default" w:ascii="Times New Roman" w:hAnsi="Times New Roman"/>
+                              <w:sz w:val="15"/>
+                              <w:szCs w:val="15"/>
+                              <w:lang w:val="ru-RU"/>
+                            </w:rPr>
+                            <w:t xml:space="preserve"> А.И.</w:t>
                           </w:r>
                         </w:p>
+                        <w:p/>
                       </w:txbxContent>
                     </wps:txbx>
                     <wps:bodyPr rot="0" vert="horz" wrap="square" lIns="0" tIns="0" rIns="0" bIns="0" anchor="t" anchorCtr="0" upright="1">
@@ -4853,9 +3981,10 @@
                   <w:p>
                     <w:pPr>
                       <w:rPr>
-                        <w:rFonts w:ascii="Times New Roman" w:hAnsi="Times New Roman"/>
+                        <w:rFonts w:hint="default" w:ascii="Times New Roman" w:hAnsi="Times New Roman"/>
                         <w:sz w:val="16"/>
                         <w:szCs w:val="18"/>
+                        <w:lang w:val="ru-RU"/>
                       </w:rPr>
                     </w:pPr>
                     <w:r>
@@ -4863,10 +3992,21 @@
                         <w:rFonts w:ascii="Times New Roman" w:hAnsi="Times New Roman"/>
                         <w:sz w:val="15"/>
                         <w:szCs w:val="15"/>
-                      </w:rPr>
-                      <w:t>Толочко П.С.</w:t>
+                        <w:lang w:val="ru-RU"/>
+                      </w:rPr>
+                      <w:t>Новик</w:t>
+                    </w:r>
+                    <w:r>
+                      <w:rPr>
+                        <w:rFonts w:hint="default" w:ascii="Times New Roman" w:hAnsi="Times New Roman"/>
+                        <w:sz w:val="15"/>
+                        <w:szCs w:val="15"/>
+                        <w:lang w:val="ru-RU"/>
+                      </w:rPr>
+                      <w:t xml:space="preserve"> А.И.</w:t>
                     </w:r>
                   </w:p>
+                  <w:p/>
                 </w:txbxContent>
               </v:textbox>
             </v:shape>
@@ -4923,21 +4063,12 @@
                           </w:pPr>
                           <w:r>
                             <w:rPr>
-                              <w:rFonts w:ascii="Times New Roman" w:hAnsi="Times New Roman"/>
-                              <w:sz w:val="15"/>
-                              <w:szCs w:val="15"/>
-                              <w:lang w:val="ru-RU"/>
-                            </w:rPr>
-                            <w:t>Дубровский</w:t>
-                          </w:r>
-                          <w:r>
-                            <w:rPr>
                               <w:rFonts w:hint="default" w:ascii="Times New Roman" w:hAnsi="Times New Roman"/>
                               <w:sz w:val="15"/>
                               <w:szCs w:val="15"/>
                               <w:lang w:val="ru-RU"/>
                             </w:rPr>
-                            <w:t xml:space="preserve"> Р.В.</w:t>
+                            <w:t>Дубровский Р.В.</w:t>
                           </w:r>
                         </w:p>
                       </w:txbxContent>
@@ -4971,21 +4102,12 @@
                     </w:pPr>
                     <w:r>
                       <w:rPr>
-                        <w:rFonts w:ascii="Times New Roman" w:hAnsi="Times New Roman"/>
-                        <w:sz w:val="15"/>
-                        <w:szCs w:val="15"/>
-                        <w:lang w:val="ru-RU"/>
-                      </w:rPr>
-                      <w:t>Дубровский</w:t>
-                    </w:r>
-                    <w:r>
-                      <w:rPr>
                         <w:rFonts w:hint="default" w:ascii="Times New Roman" w:hAnsi="Times New Roman"/>
                         <w:sz w:val="15"/>
                         <w:szCs w:val="15"/>
                         <w:lang w:val="ru-RU"/>
                       </w:rPr>
-                      <w:t xml:space="preserve"> Р.В.</w:t>
+                      <w:t>Дубровский Р.В.</w:t>
                     </w:r>
                   </w:p>
                 </w:txbxContent>
@@ -5992,8 +5114,6 @@
         </mc:Fallback>
       </mc:AlternateContent>
     </w:r>
-    <w:bookmarkStart w:id="0" w:name="_GoBack"/>
-    <w:bookmarkEnd w:id="0"/>
     <w:r>
       <w:rPr>
         <w:rFonts w:ascii="GOST type B" w:hAnsi="GOST type B"/>
@@ -6087,7 +5207,24 @@
                               <w:sz w:val="28"/>
                               <w:szCs w:val="28"/>
                             </w:rPr>
-                            <w:t>.25.</w:t>
+                            <w:t>.2</w:t>
+                          </w:r>
+                          <w:r>
+                            <w:rPr>
+                              <w:rFonts w:hint="default" w:ascii="Times New Roman" w:hAnsi="Times New Roman" w:cs="Times New Roman"/>
+                              <w:sz w:val="28"/>
+                              <w:szCs w:val="28"/>
+                              <w:lang w:val="ru-RU"/>
+                            </w:rPr>
+                            <w:t>6</w:t>
+                          </w:r>
+                          <w:r>
+                            <w:rPr>
+                              <w:rFonts w:hint="default" w:ascii="Times New Roman" w:hAnsi="Times New Roman" w:cs="Times New Roman"/>
+                              <w:sz w:val="28"/>
+                              <w:szCs w:val="28"/>
+                            </w:rPr>
+                            <w:t>.</w:t>
                           </w:r>
                           <w:r>
                             <w:rPr>
@@ -6118,13 +5255,6 @@
                             </w:rPr>
                           </w:pPr>
                         </w:p>
-                        <w:p/>
-                        <w:p/>
-                        <w:p/>
-                        <w:p/>
-                        <w:p/>
-                        <w:p/>
-                        <w:p/>
                       </w:txbxContent>
                     </wps:txbx>
                     <wps:bodyPr rot="0" vert="horz" wrap="square" lIns="0" tIns="0" rIns="0" bIns="0" anchor="t" anchorCtr="0" upright="1">
@@ -6197,7 +5327,24 @@
                         <w:sz w:val="28"/>
                         <w:szCs w:val="28"/>
                       </w:rPr>
-                      <w:t>.25.</w:t>
+                      <w:t>.2</w:t>
+                    </w:r>
+                    <w:r>
+                      <w:rPr>
+                        <w:rFonts w:hint="default" w:ascii="Times New Roman" w:hAnsi="Times New Roman" w:cs="Times New Roman"/>
+                        <w:sz w:val="28"/>
+                        <w:szCs w:val="28"/>
+                        <w:lang w:val="ru-RU"/>
+                      </w:rPr>
+                      <w:t>6</w:t>
+                    </w:r>
+                    <w:r>
+                      <w:rPr>
+                        <w:rFonts w:hint="default" w:ascii="Times New Roman" w:hAnsi="Times New Roman" w:cs="Times New Roman"/>
+                        <w:sz w:val="28"/>
+                        <w:szCs w:val="28"/>
+                      </w:rPr>
+                      <w:t>.</w:t>
                     </w:r>
                     <w:r>
                       <w:rPr>
@@ -6228,13 +5375,6 @@
                       </w:rPr>
                     </w:pPr>
                   </w:p>
-                  <w:p/>
-                  <w:p/>
-                  <w:p/>
-                  <w:p/>
-                  <w:p/>
-                  <w:p/>
-                  <w:p/>
                 </w:txbxContent>
               </v:textbox>
             </v:shape>
@@ -8032,16 +7172,6 @@
     <w:pPr>
       <w:pStyle w:val="17"/>
     </w:pPr>
-  </w:p>
-</w:hdr>
-</file>
-
-<file path=word/header2.xml><?xml version="1.0" encoding="utf-8"?>
-<w:hdr xmlns:wpc="http://schemas.microsoft.com/office/word/2010/wordprocessingCanvas" xmlns:mc="http://schemas.openxmlformats.org/markup-compatibility/2006" xmlns:o="urn:schemas-microsoft-com:office:office" xmlns:r="http://schemas.openxmlformats.org/officeDocument/2006/relationships" xmlns:m="http://schemas.openxmlformats.org/officeDocument/2006/math" xmlns:v="urn:schemas-microsoft-com:vml" xmlns:wp14="http://schemas.microsoft.com/office/word/2010/wordprocessingDrawing" xmlns:wp="http://schemas.openxmlformats.org/drawingml/2006/wordprocessingDrawing" xmlns:w10="urn:schemas-microsoft-com:office:word" xmlns:w="http://schemas.openxmlformats.org/wordprocessingml/2006/main" xmlns:w14="http://schemas.microsoft.com/office/word/2010/wordml" xmlns:w15="http://schemas.microsoft.com/office/word/2012/wordml" xmlns:wpg="http://schemas.microsoft.com/office/word/2010/wordprocessingGroup" xmlns:wpi="http://schemas.microsoft.com/office/word/2010/wordprocessingInk" xmlns:wne="http://schemas.microsoft.com/office/word/2006/wordml" xmlns:wps="http://schemas.microsoft.com/office/word/2010/wordprocessingShape" xmlns:wpsCustomData="http://www.wps.cn/officeDocument/2013/wpsCustomData" mc:Ignorable="w14 w15 wp14">
-  <w:p>
-    <w:pPr>
-      <w:pStyle w:val="17"/>
-    </w:pPr>
     <w:r>
       <w:rPr>
         <w:rFonts w:ascii="GOST type B" w:hAnsi="GOST type B"/>
@@ -8165,8 +7295,8 @@
     <w:lsdException w:uiPriority="99" w:name="index 7"/>
     <w:lsdException w:uiPriority="99" w:name="index 8"/>
     <w:lsdException w:uiPriority="99" w:name="index 9"/>
-    <w:lsdException w:unhideWhenUsed="0" w:uiPriority="0" w:name="toc 1"/>
-    <w:lsdException w:unhideWhenUsed="0" w:uiPriority="0" w:name="toc 2"/>
+    <w:lsdException w:qFormat="1" w:unhideWhenUsed="0" w:uiPriority="0" w:name="toc 1"/>
+    <w:lsdException w:qFormat="1" w:unhideWhenUsed="0" w:uiPriority="0" w:name="toc 2"/>
     <w:lsdException w:uiPriority="39" w:name="toc 3"/>
     <w:lsdException w:uiPriority="39" w:name="toc 4"/>
     <w:lsdException w:uiPriority="39" w:name="toc 5"/>
@@ -8177,8 +7307,8 @@
     <w:lsdException w:uiPriority="99" w:name="Normal Indent"/>
     <w:lsdException w:uiPriority="99" w:name="footnote text"/>
     <w:lsdException w:uiPriority="99" w:name="annotation text"/>
-    <w:lsdException w:unhideWhenUsed="0" w:uiPriority="0" w:semiHidden="0" w:name="header"/>
-    <w:lsdException w:unhideWhenUsed="0" w:uiPriority="0" w:semiHidden="0" w:name="footer"/>
+    <w:lsdException w:qFormat="1" w:unhideWhenUsed="0" w:uiPriority="0" w:semiHidden="0" w:name="header"/>
+    <w:lsdException w:qFormat="1" w:unhideWhenUsed="0" w:uiPriority="0" w:semiHidden="0" w:name="footer"/>
     <w:lsdException w:uiPriority="99" w:name="index heading"/>
     <w:lsdException w:qFormat="1" w:uiPriority="35" w:name="caption"/>
     <w:lsdException w:uiPriority="99" w:name="table of figures"/>
@@ -8187,7 +7317,7 @@
     <w:lsdException w:uiPriority="99" w:name="footnote reference"/>
     <w:lsdException w:uiPriority="99" w:name="annotation reference"/>
     <w:lsdException w:uiPriority="99" w:name="line number"/>
-    <w:lsdException w:unhideWhenUsed="0" w:uiPriority="0" w:semiHidden="0" w:name="page number"/>
+    <w:lsdException w:qFormat="1" w:unhideWhenUsed="0" w:uiPriority="0" w:semiHidden="0" w:name="page number"/>
     <w:lsdException w:uiPriority="99" w:name="endnote reference"/>
     <w:lsdException w:uiPriority="99" w:name="endnote text"/>
     <w:lsdException w:uiPriority="99" w:name="table of authorities"/>
@@ -8211,9 +7341,9 @@
     <w:lsdException w:qFormat="1" w:unhideWhenUsed="0" w:uiPriority="10" w:semiHidden="0" w:name="Title"/>
     <w:lsdException w:uiPriority="99" w:name="Closing"/>
     <w:lsdException w:uiPriority="99" w:name="Signature"/>
-    <w:lsdException w:uiPriority="1" w:name="Default Paragraph Font"/>
-    <w:lsdException w:unhideWhenUsed="0" w:uiPriority="0" w:semiHidden="0" w:name="Body Text"/>
-    <w:lsdException w:unhideWhenUsed="0" w:uiPriority="0" w:semiHidden="0" w:name="Body Text Indent"/>
+    <w:lsdException w:qFormat="1" w:uiPriority="1" w:name="Default Paragraph Font"/>
+    <w:lsdException w:qFormat="1" w:unhideWhenUsed="0" w:uiPriority="0" w:semiHidden="0" w:name="Body Text"/>
+    <w:lsdException w:qFormat="1" w:unhideWhenUsed="0" w:uiPriority="0" w:semiHidden="0" w:name="Body Text Indent"/>
     <w:lsdException w:uiPriority="99" w:name="List Continue"/>
     <w:lsdException w:uiPriority="99" w:name="List Continue 2"/>
     <w:lsdException w:uiPriority="99" w:name="List Continue 3"/>
@@ -8226,19 +7356,19 @@
     <w:lsdException w:uiPriority="99" w:name="Body Text First Indent"/>
     <w:lsdException w:uiPriority="99" w:name="Body Text First Indent 2"/>
     <w:lsdException w:uiPriority="99" w:name="Note Heading"/>
-    <w:lsdException w:unhideWhenUsed="0" w:uiPriority="0" w:semiHidden="0" w:name="Body Text 2"/>
+    <w:lsdException w:qFormat="1" w:unhideWhenUsed="0" w:uiPriority="0" w:semiHidden="0" w:name="Body Text 2"/>
     <w:lsdException w:uiPriority="99" w:name="Body Text 3"/>
-    <w:lsdException w:unhideWhenUsed="0" w:uiPriority="0" w:semiHidden="0" w:name="Body Text Indent 2"/>
-    <w:lsdException w:unhideWhenUsed="0" w:uiPriority="0" w:semiHidden="0" w:name="Body Text Indent 3"/>
+    <w:lsdException w:qFormat="1" w:unhideWhenUsed="0" w:uiPriority="0" w:semiHidden="0" w:name="Body Text Indent 2"/>
+    <w:lsdException w:qFormat="1" w:unhideWhenUsed="0" w:uiPriority="0" w:semiHidden="0" w:name="Body Text Indent 3"/>
     <w:lsdException w:qFormat="1" w:unhideWhenUsed="0" w:uiPriority="0" w:semiHidden="0" w:name="Block Text"/>
-    <w:lsdException w:uiPriority="99" w:semiHidden="0" w:name="Hyperlink"/>
+    <w:lsdException w:qFormat="1" w:uiPriority="99" w:semiHidden="0" w:name="Hyperlink"/>
     <w:lsdException w:uiPriority="99" w:name="FollowedHyperlink"/>
     <w:lsdException w:qFormat="1" w:unhideWhenUsed="0" w:uiPriority="22" w:semiHidden="0" w:name="Strong"/>
     <w:lsdException w:qFormat="1" w:unhideWhenUsed="0" w:uiPriority="0" w:semiHidden="0" w:name="Emphasis"/>
-    <w:lsdException w:unhideWhenUsed="0" w:uiPriority="0" w:semiHidden="0" w:name="Document Map"/>
+    <w:lsdException w:qFormat="1" w:unhideWhenUsed="0" w:uiPriority="0" w:semiHidden="0" w:name="Document Map"/>
     <w:lsdException w:uiPriority="99" w:name="Plain Text"/>
     <w:lsdException w:uiPriority="99" w:name="E-mail Signature"/>
-    <w:lsdException w:unhideWhenUsed="0" w:uiPriority="0" w:semiHidden="0" w:name="Normal (Web)"/>
+    <w:lsdException w:qFormat="1" w:unhideWhenUsed="0" w:uiPriority="0" w:semiHidden="0" w:name="Normal (Web)"/>
     <w:lsdException w:uiPriority="99" w:name="HTML Acronym"/>
     <w:lsdException w:uiPriority="99" w:name="HTML Address"/>
     <w:lsdException w:uiPriority="99" w:name="HTML Cite"/>
@@ -8249,7 +7379,7 @@
     <w:lsdException w:uiPriority="99" w:name="HTML Sample"/>
     <w:lsdException w:uiPriority="99" w:name="HTML Typewriter"/>
     <w:lsdException w:uiPriority="99" w:name="HTML Variable"/>
-    <w:lsdException w:uiPriority="99" w:name="Normal Table"/>
+    <w:lsdException w:qFormat="1" w:uiPriority="99" w:name="Normal Table"/>
     <w:lsdException w:uiPriority="99" w:name="annotation subject"/>
     <w:lsdException w:uiPriority="99" w:name="Table Simple 1"/>
     <w:lsdException w:uiPriority="99" w:name="Table Simple 2"/>
@@ -8293,10 +7423,10 @@
     <w:lsdException w:uiPriority="99" w:name="Table Web 1"/>
     <w:lsdException w:uiPriority="99" w:name="Table Web 2"/>
     <w:lsdException w:uiPriority="99" w:name="Table Web 3"/>
-    <w:lsdException w:unhideWhenUsed="0" w:uiPriority="0" w:semiHidden="0" w:name="Balloon Text"/>
-    <w:lsdException w:unhideWhenUsed="0" w:uiPriority="59" w:semiHidden="0" w:name="Table Grid"/>
+    <w:lsdException w:qFormat="1" w:unhideWhenUsed="0" w:uiPriority="0" w:semiHidden="0" w:name="Balloon Text"/>
+    <w:lsdException w:qFormat="1" w:unhideWhenUsed="0" w:uiPriority="59" w:semiHidden="0" w:name="Table Grid"/>
     <w:lsdException w:uiPriority="99" w:name="Table Theme"/>
-    <w:lsdException w:unhideWhenUsed="0" w:uiPriority="99" w:name="Placeholder Text"/>
+    <w:lsdException w:qFormat="1" w:unhideWhenUsed="0" w:uiPriority="99" w:name="Placeholder Text"/>
     <w:lsdException w:qFormat="1" w:unhideWhenUsed="0" w:uiPriority="1" w:semiHidden="0" w:name="No Spacing"/>
     <w:lsdException w:qFormat="1" w:unhideWhenUsed="0" w:uiPriority="34" w:semiHidden="0" w:name="List Paragraph"/>
   </w:latentStyles>
@@ -8425,12 +7555,14 @@
     <w:name w:val="Default Paragraph Font"/>
     <w:semiHidden/>
     <w:unhideWhenUsed/>
+    <w:qFormat/>
     <w:uiPriority w:val="1"/>
   </w:style>
   <w:style w:type="table" w:default="1" w:styleId="9">
     <w:name w:val="Normal Table"/>
     <w:semiHidden/>
     <w:unhideWhenUsed/>
+    <w:qFormat/>
     <w:uiPriority w:val="99"/>
     <w:tblPr>
       <w:tblCellMar>
@@ -8453,6 +7585,7 @@
   <w:style w:type="character" w:styleId="11">
     <w:name w:val="Hyperlink"/>
     <w:unhideWhenUsed/>
+    <w:qFormat/>
     <w:uiPriority w:val="99"/>
     <w:rPr>
       <w:color w:val="0000FF"/>
@@ -8462,12 +7595,14 @@
   <w:style w:type="character" w:styleId="12">
     <w:name w:val="page number"/>
     <w:basedOn w:val="8"/>
+    <w:qFormat/>
     <w:uiPriority w:val="0"/>
   </w:style>
   <w:style w:type="paragraph" w:styleId="13">
     <w:name w:val="Balloon Text"/>
     <w:basedOn w:val="1"/>
     <w:link w:val="32"/>
+    <w:qFormat/>
     <w:uiPriority w:val="0"/>
     <w:rPr>
       <w:rFonts w:ascii="Tahoma" w:hAnsi="Tahoma" w:cs="Tahoma"/>
@@ -8478,6 +7613,7 @@
   <w:style w:type="paragraph" w:styleId="14">
     <w:name w:val="Body Text 2"/>
     <w:basedOn w:val="1"/>
+    <w:qFormat/>
     <w:uiPriority w:val="0"/>
     <w:pPr>
       <w:spacing w:after="120" w:line="480" w:lineRule="auto"/>
@@ -8487,6 +7623,7 @@
     <w:name w:val="Body Text Indent 3"/>
     <w:basedOn w:val="1"/>
     <w:link w:val="47"/>
+    <w:qFormat/>
     <w:uiPriority w:val="0"/>
     <w:pPr>
       <w:spacing w:after="120"/>
@@ -8501,6 +7638,7 @@
     <w:name w:val="Document Map"/>
     <w:basedOn w:val="1"/>
     <w:link w:val="43"/>
+    <w:qFormat/>
     <w:uiPriority w:val="0"/>
     <w:rPr>
       <w:rFonts w:ascii="Tahoma" w:hAnsi="Tahoma" w:cs="Tahoma"/>
@@ -8512,6 +7650,7 @@
     <w:name w:val="header"/>
     <w:basedOn w:val="1"/>
     <w:link w:val="27"/>
+    <w:qFormat/>
     <w:uiPriority w:val="0"/>
     <w:pPr>
       <w:tabs>
@@ -8523,6 +7662,7 @@
   <w:style w:type="paragraph" w:styleId="18">
     <w:name w:val="Body Text"/>
     <w:basedOn w:val="1"/>
+    <w:qFormat/>
     <w:uiPriority w:val="0"/>
     <w:rPr>
       <w:sz w:val="28"/>
@@ -8535,6 +7675,7 @@
     <w:next w:val="1"/>
     <w:autoRedefine/>
     <w:semiHidden/>
+    <w:qFormat/>
     <w:uiPriority w:val="0"/>
   </w:style>
   <w:style w:type="paragraph" w:styleId="20">
@@ -8543,6 +7684,7 @@
     <w:next w:val="1"/>
     <w:autoRedefine/>
     <w:semiHidden/>
+    <w:qFormat/>
     <w:uiPriority w:val="0"/>
     <w:pPr>
       <w:ind w:left="200"/>
@@ -8551,6 +7693,7 @@
   <w:style w:type="paragraph" w:styleId="21">
     <w:name w:val="Body Text Indent"/>
     <w:basedOn w:val="1"/>
+    <w:qFormat/>
     <w:uiPriority w:val="0"/>
     <w:pPr>
       <w:spacing w:after="120"/>
@@ -8561,6 +7704,7 @@
     <w:name w:val="footer"/>
     <w:basedOn w:val="1"/>
     <w:link w:val="42"/>
+    <w:qFormat/>
     <w:uiPriority w:val="0"/>
     <w:pPr>
       <w:tabs>
@@ -8572,6 +7716,7 @@
   <w:style w:type="paragraph" w:styleId="23">
     <w:name w:val="Normal (Web)"/>
     <w:basedOn w:val="1"/>
+    <w:qFormat/>
     <w:uiPriority w:val="0"/>
     <w:pPr>
       <w:spacing w:before="100" w:beforeAutospacing="1" w:after="100" w:afterAutospacing="1"/>
@@ -8584,6 +7729,7 @@
   <w:style w:type="paragraph" w:styleId="24">
     <w:name w:val="Body Text Indent 2"/>
     <w:basedOn w:val="1"/>
+    <w:qFormat/>
     <w:uiPriority w:val="0"/>
     <w:pPr>
       <w:spacing w:after="120" w:line="480" w:lineRule="auto"/>
@@ -8611,6 +7757,7 @@
   <w:style w:type="table" w:styleId="26">
     <w:name w:val="Table Grid"/>
     <w:basedOn w:val="9"/>
+    <w:qFormat/>
     <w:uiPriority w:val="59"/>
     <w:tblPr>
       <w:tblBorders>
@@ -8626,6 +7773,7 @@
   <w:style w:type="character" w:customStyle="1" w:styleId="27">
     <w:name w:val="Верхний колонтитул Знак1"/>
     <w:link w:val="17"/>
+    <w:qFormat/>
     <w:uiPriority w:val="0"/>
     <w:rPr>
       <w:lang w:val="ru-RU" w:eastAsia="ru-RU" w:bidi="ar-SA"/>
@@ -8661,6 +7809,7 @@
   <w:style w:type="paragraph" w:customStyle="1" w:styleId="30">
     <w:name w:val="textn"/>
     <w:basedOn w:val="1"/>
+    <w:qFormat/>
     <w:uiPriority w:val="0"/>
     <w:pPr>
       <w:spacing w:before="100" w:beforeAutospacing="1" w:after="100" w:afterAutospacing="1"/>
@@ -8687,6 +7836,7 @@
   <w:style w:type="character" w:customStyle="1" w:styleId="32">
     <w:name w:val="Текст выноски Знак"/>
     <w:link w:val="13"/>
+    <w:qFormat/>
     <w:uiPriority w:val="0"/>
     <w:rPr>
       <w:rFonts w:ascii="Tahoma" w:hAnsi="Tahoma" w:cs="Tahoma"/>
@@ -8697,6 +7847,7 @@
   <w:style w:type="character" w:styleId="33">
     <w:name w:val="Placeholder Text"/>
     <w:semiHidden/>
+    <w:qFormat/>
     <w:uiPriority w:val="99"/>
     <w:rPr>
       <w:color w:val="808080"/>
@@ -8705,6 +7856,7 @@
   <w:style w:type="character" w:customStyle="1" w:styleId="34">
     <w:name w:val="Заголовок 7 Знак"/>
     <w:link w:val="7"/>
+    <w:qFormat/>
     <w:uiPriority w:val="0"/>
     <w:rPr>
       <w:rFonts w:ascii="Calibri" w:hAnsi="Calibri"/>
@@ -8715,6 +7867,7 @@
   <w:style w:type="paragraph" w:customStyle="1" w:styleId="35">
     <w:name w:val="Чертежный"/>
     <w:link w:val="48"/>
+    <w:qFormat/>
     <w:uiPriority w:val="0"/>
     <w:pPr>
       <w:jc w:val="both"/>
@@ -8728,6 +7881,7 @@
   </w:style>
   <w:style w:type="paragraph" w:customStyle="1" w:styleId="36">
     <w:name w:val="Обычный1"/>
+    <w:qFormat/>
     <w:uiPriority w:val="0"/>
     <w:pPr>
       <w:snapToGrid w:val="0"/>
@@ -8750,6 +7904,7 @@
   </w:style>
   <w:style w:type="paragraph" w:customStyle="1" w:styleId="38">
     <w:name w:val="Обычный11"/>
+    <w:qFormat/>
     <w:uiPriority w:val="0"/>
     <w:pPr>
       <w:snapToGrid w:val="0"/>
@@ -8762,6 +7917,7 @@
   <w:style w:type="table" w:customStyle="1" w:styleId="39">
     <w:name w:val="Сетка таблицы1"/>
     <w:basedOn w:val="9"/>
+    <w:qFormat/>
     <w:uiPriority w:val="0"/>
     <w:tblPr>
       <w:tblBorders>
@@ -8777,6 +7933,7 @@
   <w:style w:type="table" w:customStyle="1" w:styleId="40">
     <w:name w:val="Сетка таблицы2"/>
     <w:basedOn w:val="9"/>
+    <w:qFormat/>
     <w:uiPriority w:val="0"/>
     <w:tblPr>
       <w:tblBorders>
@@ -8792,6 +7949,7 @@
   <w:style w:type="character" w:customStyle="1" w:styleId="41">
     <w:name w:val="Заголовок 2 Знак"/>
     <w:link w:val="3"/>
+    <w:qFormat/>
     <w:uiPriority w:val="0"/>
     <w:rPr>
       <w:rFonts w:ascii="GOST type B" w:hAnsi="GOST type B"/>
@@ -8803,11 +7961,13 @@
     <w:name w:val="Нижний колонтитул Знак"/>
     <w:basedOn w:val="8"/>
     <w:link w:val="22"/>
+    <w:qFormat/>
     <w:uiPriority w:val="0"/>
   </w:style>
   <w:style w:type="character" w:customStyle="1" w:styleId="43">
     <w:name w:val="Схема документа Знак"/>
     <w:link w:val="16"/>
+    <w:qFormat/>
     <w:uiPriority w:val="0"/>
     <w:rPr>
       <w:rFonts w:ascii="Tahoma" w:hAnsi="Tahoma" w:cs="Tahoma"/>
@@ -8818,6 +7978,7 @@
   <w:style w:type="character" w:customStyle="1" w:styleId="44">
     <w:name w:val="Заголовок 1 Знак"/>
     <w:link w:val="2"/>
+    <w:qFormat/>
     <w:uiPriority w:val="0"/>
     <w:rPr>
       <w:rFonts w:ascii="GOST type B" w:hAnsi="GOST type B"/>
@@ -8828,6 +7989,7 @@
   <w:style w:type="character" w:customStyle="1" w:styleId="45">
     <w:name w:val="Заголовок 3 Знак"/>
     <w:link w:val="4"/>
+    <w:qFormat/>
     <w:uiPriority w:val="0"/>
     <w:rPr>
       <w:rFonts w:ascii="GOST type B" w:hAnsi="GOST type B"/>
@@ -8837,6 +7999,7 @@
   </w:style>
   <w:style w:type="paragraph" w:customStyle="1" w:styleId="46">
     <w:name w:val="Default"/>
+    <w:qFormat/>
     <w:uiPriority w:val="0"/>
     <w:pPr>
       <w:autoSpaceDE w:val="0"/>
@@ -8854,6 +8017,7 @@
   <w:style w:type="character" w:customStyle="1" w:styleId="47">
     <w:name w:val="Основной текст с отступом 3 Знак"/>
     <w:link w:val="15"/>
+    <w:qFormat/>
     <w:uiPriority w:val="0"/>
     <w:rPr>
       <w:rFonts w:ascii="Calibri" w:hAnsi="Calibri"/>
@@ -8864,6 +8028,7 @@
   <w:style w:type="character" w:customStyle="1" w:styleId="48">
     <w:name w:val="Чертежный Знак"/>
     <w:link w:val="35"/>
+    <w:qFormat/>
     <w:locked/>
     <w:uiPriority w:val="0"/>
     <w:rPr>
